--- a/MistyRainforestReport.docx
+++ b/MistyRainforestReport.docx
@@ -536,11 +536,13 @@
         <w:spacing w:line="480" w:lineRule="auto"/>
         <w:rPr>
           <w:rFonts w:ascii="Times New Roman" w:hAnsi="Times New Roman" w:cs="Times New Roman"/>
-        </w:rPr>
-      </w:pPr>
-      <w:r>
-        <w:rPr>
-          <w:rFonts w:ascii="Times New Roman" w:hAnsi="Times New Roman" w:cs="Times New Roman"/>
+          <w:u w:val="single"/>
+        </w:rPr>
+      </w:pPr>
+      <w:r>
+        <w:rPr>
+          <w:rFonts w:ascii="Times New Roman" w:hAnsi="Times New Roman" w:cs="Times New Roman"/>
+          <w:u w:val="single"/>
         </w:rPr>
         <w:lastRenderedPageBreak/>
         <w:t>Introduction</w:t>
@@ -576,13 +578,73 @@
         <w:rPr>
           <w:rFonts w:ascii="Times New Roman" w:hAnsi="Times New Roman" w:cs="Times New Roman"/>
         </w:rPr>
-        <w:t>Misty Rainforest is a 2D jump-and-run advenure following Komea, a human tunred skeleton who must journey through a fog-covered rainforest to recover a sacred pearl guarded by merfolk. If Komea secures the pearl, his curse breaks and he regains his human form. We chose this concept because we</w:t>
-      </w:r>
-      <w:r>
-        <w:rPr>
-          <w:rFonts w:ascii="Times New Roman" w:hAnsi="Times New Roman" w:cs="Times New Roman"/>
-        </w:rPr>
-        <w:t xml:space="preserve"> wanted to create a short fantasy experience focused on pacing, ambiance, and replayability.</w:t>
+        <w:t>Misty Rainforest is a 2D jump-and-run adven</w:t>
+      </w:r>
+      <w:r>
+        <w:rPr>
+          <w:rFonts w:ascii="Times New Roman" w:hAnsi="Times New Roman" w:cs="Times New Roman"/>
+        </w:rPr>
+        <w:t>t</w:t>
+      </w:r>
+      <w:r>
+        <w:rPr>
+          <w:rFonts w:ascii="Times New Roman" w:hAnsi="Times New Roman" w:cs="Times New Roman"/>
+        </w:rPr>
+        <w:t>ure following Komea, a human tu</w:t>
+      </w:r>
+      <w:r>
+        <w:rPr>
+          <w:rFonts w:ascii="Times New Roman" w:hAnsi="Times New Roman" w:cs="Times New Roman"/>
+        </w:rPr>
+        <w:t>rn</w:t>
+      </w:r>
+      <w:r>
+        <w:rPr>
+          <w:rFonts w:ascii="Times New Roman" w:hAnsi="Times New Roman" w:cs="Times New Roman"/>
+        </w:rPr>
+        <w:t>ed skeleton who must journey through a fog-covered rainforest to recover a sacred pearl guarded by merfolk. If Komea secures the pearl, his curse breaks</w:t>
+      </w:r>
+      <w:r>
+        <w:rPr>
+          <w:rFonts w:ascii="Times New Roman" w:hAnsi="Times New Roman" w:cs="Times New Roman"/>
+        </w:rPr>
+        <w:t>,</w:t>
+      </w:r>
+      <w:r>
+        <w:rPr>
+          <w:rFonts w:ascii="Times New Roman" w:hAnsi="Times New Roman" w:cs="Times New Roman"/>
+        </w:rPr>
+        <w:t xml:space="preserve"> and he regains his human form. We chose this concept because we</w:t>
+      </w:r>
+      <w:r>
+        <w:rPr>
+          <w:rFonts w:ascii="Times New Roman" w:hAnsi="Times New Roman" w:cs="Times New Roman"/>
+        </w:rPr>
+        <w:t xml:space="preserve"> wanted to create a </w:t>
+      </w:r>
+      <w:r>
+        <w:rPr>
+          <w:rFonts w:ascii="Times New Roman" w:hAnsi="Times New Roman" w:cs="Times New Roman"/>
+        </w:rPr>
+        <w:t>concise</w:t>
+      </w:r>
+      <w:r>
+        <w:rPr>
+          <w:rFonts w:ascii="Times New Roman" w:hAnsi="Times New Roman" w:cs="Times New Roman"/>
+        </w:rPr>
+        <w:t xml:space="preserve"> fantasy experience </w:t>
+      </w:r>
+      <w:r>
+        <w:rPr>
+          <w:rFonts w:ascii="Times New Roman" w:hAnsi="Times New Roman" w:cs="Times New Roman"/>
+        </w:rPr>
+        <w:t>that focuses</w:t>
+      </w:r>
+      <w:r>
+        <w:rPr>
+          <w:rFonts w:ascii="Times New Roman" w:hAnsi="Times New Roman" w:cs="Times New Roman"/>
+        </w:rPr>
+        <w:t xml:space="preserve"> on pacing, ambiance, and replayability.</w:t>
       </w:r>
     </w:p>
     <w:p>
@@ -792,16 +854,21 @@
     </w:p>
     <w:p>
       <w:pPr>
-        <w:spacing w:line="360" w:lineRule="auto"/>
-        <w:rPr>
-          <w:rFonts w:ascii="Times New Roman" w:hAnsi="Times New Roman" w:cs="Times New Roman"/>
-        </w:rPr>
-      </w:pPr>
-      <w:r>
-        <w:rPr>
-          <w:rFonts w:ascii="Times New Roman" w:hAnsi="Times New Roman" w:cs="Times New Roman"/>
-        </w:rPr>
-        <w:t>c. Controls</w:t>
+        <w:pStyle w:val="ListParagraph"/>
+        <w:numPr>
+          <w:ilvl w:val="0"/>
+          <w:numId w:val="1"/>
+        </w:numPr>
+        <w:spacing w:line="360" w:lineRule="auto"/>
+        <w:rPr>
+          <w:rFonts w:ascii="Times New Roman" w:hAnsi="Times New Roman" w:cs="Times New Roman"/>
+        </w:rPr>
+      </w:pPr>
+      <w:r>
+        <w:rPr>
+          <w:rFonts w:ascii="Times New Roman" w:hAnsi="Times New Roman" w:cs="Times New Roman"/>
+        </w:rPr>
+        <w:t xml:space="preserve"> Controls</w:t>
       </w:r>
     </w:p>
     <w:p>
@@ -868,26 +935,6 @@
           <w:rFonts w:ascii="Times New Roman" w:hAnsi="Times New Roman" w:cs="Times New Roman"/>
         </w:rPr>
       </w:pPr>
-      <w:r>
-        <w:rPr>
-          <w:rFonts w:ascii="Times New Roman" w:hAnsi="Times New Roman" w:cs="Times New Roman"/>
-        </w:rPr>
-        <w:t>Pause</w:t>
-      </w:r>
-      <w:r>
-        <w:rPr>
-          <w:rFonts w:ascii="Times New Roman" w:hAnsi="Times New Roman" w:cs="Times New Roman"/>
-        </w:rPr>
-        <w:t>/Menu: ESC</w:t>
-      </w:r>
-    </w:p>
-    <w:p>
-      <w:pPr>
-        <w:spacing w:line="360" w:lineRule="auto"/>
-        <w:rPr>
-          <w:rFonts w:ascii="Times New Roman" w:hAnsi="Times New Roman" w:cs="Times New Roman"/>
-        </w:rPr>
-      </w:pPr>
     </w:p>
     <w:p>
       <w:pPr>
@@ -902,6 +949,2019 @@
         </w:rPr>
         <w:t>These controls are optimized for keyboard play, keeping gameplay simple and intuitive.</w:t>
       </w:r>
+    </w:p>
+    <w:p>
+      <w:pPr>
+        <w:spacing w:line="360" w:lineRule="auto"/>
+        <w:rPr>
+          <w:rFonts w:ascii="Times New Roman" w:hAnsi="Times New Roman" w:cs="Times New Roman"/>
+        </w:rPr>
+      </w:pPr>
+    </w:p>
+    <w:p>
+      <w:pPr>
+        <w:pStyle w:val="ListParagraph"/>
+        <w:numPr>
+          <w:ilvl w:val="0"/>
+          <w:numId w:val="1"/>
+        </w:numPr>
+        <w:spacing w:line="360" w:lineRule="auto"/>
+        <w:rPr>
+          <w:rFonts w:ascii="Times New Roman" w:hAnsi="Times New Roman" w:cs="Times New Roman"/>
+        </w:rPr>
+      </w:pPr>
+      <w:r>
+        <w:rPr>
+          <w:rFonts w:ascii="Times New Roman" w:hAnsi="Times New Roman" w:cs="Times New Roman"/>
+        </w:rPr>
+        <w:t>Sketch / Visual plan</w:t>
+      </w:r>
+    </w:p>
+    <w:p>
+      <w:pPr>
+        <w:spacing w:line="360" w:lineRule="auto"/>
+        <w:rPr>
+          <w:rFonts w:ascii="Times New Roman" w:hAnsi="Times New Roman" w:cs="Times New Roman"/>
+        </w:rPr>
+      </w:pPr>
+      <w:r>
+        <w:rPr>
+          <w:rFonts w:ascii="Times New Roman" w:hAnsi="Times New Roman" w:cs="Times New Roman"/>
+        </w:rPr>
+        <w:t>The sketches of the levels of Misty Rainforest can be found on GitHub, in the document titled “MistyRainforestLevelSketches”</w:t>
+      </w:r>
+    </w:p>
+    <w:p>
+      <w:pPr>
+        <w:spacing w:line="360" w:lineRule="auto"/>
+        <w:rPr>
+          <w:rFonts w:ascii="Times New Roman" w:hAnsi="Times New Roman" w:cs="Times New Roman"/>
+        </w:rPr>
+      </w:pPr>
+    </w:p>
+    <w:p>
+      <w:pPr>
+        <w:pStyle w:val="ListParagraph"/>
+        <w:numPr>
+          <w:ilvl w:val="0"/>
+          <w:numId w:val="1"/>
+        </w:numPr>
+        <w:spacing w:line="360" w:lineRule="auto"/>
+        <w:rPr>
+          <w:rFonts w:ascii="Times New Roman" w:hAnsi="Times New Roman" w:cs="Times New Roman"/>
+        </w:rPr>
+      </w:pPr>
+      <w:r>
+        <w:rPr>
+          <w:rFonts w:ascii="Times New Roman" w:hAnsi="Times New Roman" w:cs="Times New Roman"/>
+        </w:rPr>
+        <w:t>Task distribution</w:t>
+      </w:r>
+    </w:p>
+    <w:p>
+      <w:pPr>
+        <w:spacing w:line="360" w:lineRule="auto"/>
+        <w:rPr>
+          <w:rFonts w:ascii="Times New Roman" w:hAnsi="Times New Roman" w:cs="Times New Roman"/>
+        </w:rPr>
+      </w:pPr>
+      <w:r>
+        <w:rPr>
+          <w:rFonts w:ascii="Times New Roman" w:hAnsi="Times New Roman" w:cs="Times New Roman"/>
+        </w:rPr>
+        <w:t>Sydney Eckstein: sprites, background, music, sound effects, animations</w:t>
+      </w:r>
+    </w:p>
+    <w:p>
+      <w:pPr>
+        <w:spacing w:line="360" w:lineRule="auto"/>
+        <w:rPr>
+          <w:rFonts w:ascii="Times New Roman" w:hAnsi="Times New Roman" w:cs="Times New Roman"/>
+        </w:rPr>
+      </w:pPr>
+      <w:r>
+        <w:rPr>
+          <w:rFonts w:ascii="Times New Roman" w:hAnsi="Times New Roman" w:cs="Times New Roman"/>
+        </w:rPr>
+        <w:t>Stella Fruijtier: core mechanics, physics game system development</w:t>
+      </w:r>
+    </w:p>
+    <w:p>
+      <w:pPr>
+        <w:spacing w:line="360" w:lineRule="auto"/>
+        <w:rPr>
+          <w:rFonts w:ascii="Times New Roman" w:hAnsi="Times New Roman" w:cs="Times New Roman"/>
+        </w:rPr>
+      </w:pPr>
+      <w:r>
+        <w:rPr>
+          <w:rFonts w:ascii="Times New Roman" w:hAnsi="Times New Roman" w:cs="Times New Roman"/>
+        </w:rPr>
+        <w:t>Richard Stoiberer:</w:t>
+      </w:r>
+      <w:r>
+        <w:rPr>
+          <w:rFonts w:ascii="Times New Roman" w:hAnsi="Times New Roman" w:cs="Times New Roman"/>
+        </w:rPr>
+        <w:t xml:space="preserve"> level &amp; game design, project vision, core mechanics</w:t>
+      </w:r>
+    </w:p>
+    <w:p>
+      <w:pPr>
+        <w:spacing w:line="360" w:lineRule="auto"/>
+        <w:rPr>
+          <w:rFonts w:ascii="Times New Roman" w:hAnsi="Times New Roman" w:cs="Times New Roman"/>
+        </w:rPr>
+      </w:pPr>
+    </w:p>
+    <w:p>
+      <w:pPr>
+        <w:spacing w:line="360" w:lineRule="auto"/>
+        <w:rPr>
+          <w:rFonts w:ascii="Times New Roman" w:hAnsi="Times New Roman" w:cs="Times New Roman"/>
+        </w:rPr>
+      </w:pPr>
+    </w:p>
+    <w:p>
+      <w:pPr>
+        <w:spacing w:line="360" w:lineRule="auto"/>
+        <w:rPr>
+          <w:rFonts w:ascii="Times New Roman" w:hAnsi="Times New Roman" w:cs="Times New Roman"/>
+          <w:u w:val="single"/>
+        </w:rPr>
+      </w:pPr>
+      <w:r>
+        <w:rPr>
+          <w:rFonts w:ascii="Times New Roman" w:hAnsi="Times New Roman" w:cs="Times New Roman"/>
+          <w:u w:val="single"/>
+        </w:rPr>
+        <w:t>Game Development</w:t>
+      </w:r>
+    </w:p>
+    <w:p>
+      <w:pPr>
+        <w:spacing w:line="360" w:lineRule="auto"/>
+        <w:rPr>
+          <w:rFonts w:ascii="Times New Roman" w:hAnsi="Times New Roman" w:cs="Times New Roman"/>
+        </w:rPr>
+      </w:pPr>
+      <w:r>
+        <w:rPr>
+          <w:rFonts w:ascii="Times New Roman" w:hAnsi="Times New Roman" w:cs="Times New Roman"/>
+        </w:rPr>
+        <w:t>Core game mechanics &amp; systems programming</w:t>
+      </w:r>
+      <w:r>
+        <w:rPr>
+          <w:rFonts w:ascii="Times New Roman" w:hAnsi="Times New Roman" w:cs="Times New Roman"/>
+        </w:rPr>
+        <w:t>: Collaboration Stella Fruijtier &amp; Richard Stoiberer</w:t>
+      </w:r>
+      <w:r>
+        <w:rPr>
+          <w:rFonts w:ascii="Times New Roman" w:hAnsi="Times New Roman" w:cs="Times New Roman"/>
+        </w:rPr>
+        <w:t>.</w:t>
+      </w:r>
+    </w:p>
+    <w:p>
+      <w:pPr>
+        <w:pStyle w:val="ListParagraph"/>
+        <w:numPr>
+          <w:ilvl w:val="0"/>
+          <w:numId w:val="7"/>
+        </w:numPr>
+        <w:spacing w:line="360" w:lineRule="auto"/>
+        <w:rPr>
+          <w:rFonts w:ascii="Times New Roman" w:hAnsi="Times New Roman" w:cs="Times New Roman"/>
+        </w:rPr>
+      </w:pPr>
+      <w:r>
+        <w:rPr>
+          <w:rFonts w:ascii="Times New Roman" w:hAnsi="Times New Roman" w:cs="Times New Roman"/>
+        </w:rPr>
+        <w:t>Player movement &amp; physics</w:t>
+      </w:r>
+    </w:p>
+    <w:p>
+      <w:pPr>
+        <w:pStyle w:val="ListParagraph"/>
+        <w:numPr>
+          <w:ilvl w:val="1"/>
+          <w:numId w:val="7"/>
+        </w:numPr>
+        <w:spacing w:line="360" w:lineRule="auto"/>
+        <w:rPr>
+          <w:rFonts w:ascii="Times New Roman" w:hAnsi="Times New Roman" w:cs="Times New Roman"/>
+        </w:rPr>
+      </w:pPr>
+      <w:r>
+        <w:rPr>
+          <w:rFonts w:ascii="Times New Roman" w:hAnsi="Times New Roman" w:cs="Times New Roman"/>
+        </w:rPr>
+        <w:t>Impleme</w:t>
+      </w:r>
+      <w:r>
+        <w:rPr>
+          <w:rFonts w:ascii="Times New Roman" w:hAnsi="Times New Roman" w:cs="Times New Roman"/>
+        </w:rPr>
+        <w:t>nt</w:t>
+      </w:r>
+      <w:r>
+        <w:rPr>
+          <w:rFonts w:ascii="Times New Roman" w:hAnsi="Times New Roman" w:cs="Times New Roman"/>
+        </w:rPr>
+        <w:t>ed responsive running and jumping behavior using Unity’s Rigidbody 2D</w:t>
+      </w:r>
+    </w:p>
+    <w:p>
+      <w:pPr>
+        <w:pStyle w:val="ListParagraph"/>
+        <w:numPr>
+          <w:ilvl w:val="1"/>
+          <w:numId w:val="7"/>
+        </w:numPr>
+        <w:spacing w:line="360" w:lineRule="auto"/>
+        <w:rPr>
+          <w:rFonts w:ascii="Times New Roman" w:hAnsi="Times New Roman" w:cs="Times New Roman"/>
+        </w:rPr>
+      </w:pPr>
+      <w:r>
+        <w:rPr>
+          <w:rFonts w:ascii="Times New Roman" w:hAnsi="Times New Roman" w:cs="Times New Roman"/>
+        </w:rPr>
+        <w:t>Tuned acceleration, gravity scale, jump impulse, and air control for balanced platforming</w:t>
+      </w:r>
+    </w:p>
+    <w:p>
+      <w:pPr>
+        <w:pStyle w:val="ListParagraph"/>
+        <w:numPr>
+          <w:ilvl w:val="0"/>
+          <w:numId w:val="7"/>
+        </w:numPr>
+        <w:spacing w:line="360" w:lineRule="auto"/>
+        <w:rPr>
+          <w:rFonts w:ascii="Times New Roman" w:hAnsi="Times New Roman" w:cs="Times New Roman"/>
+        </w:rPr>
+      </w:pPr>
+      <w:r>
+        <w:rPr>
+          <w:rFonts w:ascii="Times New Roman" w:hAnsi="Times New Roman" w:cs="Times New Roman"/>
+        </w:rPr>
+        <w:t>Combat &amp;  Spear attack</w:t>
+      </w:r>
+    </w:p>
+    <w:p>
+      <w:pPr>
+        <w:pStyle w:val="ListParagraph"/>
+        <w:numPr>
+          <w:ilvl w:val="1"/>
+          <w:numId w:val="7"/>
+        </w:numPr>
+        <w:spacing w:line="360" w:lineRule="auto"/>
+        <w:rPr>
+          <w:rFonts w:ascii="Times New Roman" w:hAnsi="Times New Roman" w:cs="Times New Roman"/>
+        </w:rPr>
+      </w:pPr>
+      <w:r>
+        <w:rPr>
+          <w:rFonts w:ascii="Times New Roman" w:hAnsi="Times New Roman" w:cs="Times New Roman"/>
+        </w:rPr>
+        <w:t>Built spear hit detection using raycasts and colliders</w:t>
+      </w:r>
+    </w:p>
+    <w:p>
+      <w:pPr>
+        <w:pStyle w:val="ListParagraph"/>
+        <w:numPr>
+          <w:ilvl w:val="1"/>
+          <w:numId w:val="7"/>
+        </w:numPr>
+        <w:spacing w:line="360" w:lineRule="auto"/>
+        <w:rPr>
+          <w:rFonts w:ascii="Times New Roman" w:hAnsi="Times New Roman" w:cs="Times New Roman"/>
+        </w:rPr>
+      </w:pPr>
+      <w:r>
+        <w:rPr>
+          <w:rFonts w:ascii="Times New Roman" w:hAnsi="Times New Roman" w:cs="Times New Roman"/>
+        </w:rPr>
+        <w:t>Developed merfolk attack reach, timing, and cooldown</w:t>
+      </w:r>
+    </w:p>
+    <w:p>
+      <w:pPr>
+        <w:pStyle w:val="ListParagraph"/>
+        <w:numPr>
+          <w:ilvl w:val="0"/>
+          <w:numId w:val="7"/>
+        </w:numPr>
+        <w:spacing w:line="360" w:lineRule="auto"/>
+        <w:rPr>
+          <w:rFonts w:ascii="Times New Roman" w:hAnsi="Times New Roman" w:cs="Times New Roman"/>
+        </w:rPr>
+      </w:pPr>
+      <w:r>
+        <w:rPr>
+          <w:rFonts w:ascii="Times New Roman" w:hAnsi="Times New Roman" w:cs="Times New Roman"/>
+        </w:rPr>
+        <w:t>Enemy beha</w:t>
+      </w:r>
+      <w:r>
+        <w:rPr>
+          <w:rFonts w:ascii="Times New Roman" w:hAnsi="Times New Roman" w:cs="Times New Roman"/>
+        </w:rPr>
+        <w:t>vior:</w:t>
+      </w:r>
+    </w:p>
+    <w:p>
+      <w:pPr>
+        <w:pStyle w:val="ListParagraph"/>
+        <w:numPr>
+          <w:ilvl w:val="1"/>
+          <w:numId w:val="7"/>
+        </w:numPr>
+        <w:spacing w:line="360" w:lineRule="auto"/>
+        <w:rPr>
+          <w:rFonts w:ascii="Times New Roman" w:hAnsi="Times New Roman" w:cs="Times New Roman"/>
+        </w:rPr>
+      </w:pPr>
+      <w:r>
+        <w:rPr>
+          <w:rFonts w:ascii="Times New Roman" w:hAnsi="Times New Roman" w:cs="Times New Roman"/>
+        </w:rPr>
+        <w:t>Scouting: simple movement left to right</w:t>
+      </w:r>
+    </w:p>
+    <w:p>
+      <w:pPr>
+        <w:pStyle w:val="ListParagraph"/>
+        <w:numPr>
+          <w:ilvl w:val="1"/>
+          <w:numId w:val="7"/>
+        </w:numPr>
+        <w:spacing w:line="360" w:lineRule="auto"/>
+        <w:rPr>
+          <w:rFonts w:ascii="Times New Roman" w:hAnsi="Times New Roman" w:cs="Times New Roman"/>
+        </w:rPr>
+      </w:pPr>
+      <w:r>
+        <w:rPr>
+          <w:rFonts w:ascii="Times New Roman" w:hAnsi="Times New Roman" w:cs="Times New Roman"/>
+        </w:rPr>
+        <w:t>Attack:</w:t>
+      </w:r>
+      <w:r>
+        <w:rPr>
+          <w:rFonts w:ascii="Times New Roman" w:hAnsi="Times New Roman" w:cs="Times New Roman"/>
+        </w:rPr>
+        <w:t xml:space="preserve"> Komea </w:t>
+      </w:r>
+      <w:r>
+        <w:rPr>
+          <w:rFonts w:ascii="Times New Roman" w:hAnsi="Times New Roman" w:cs="Times New Roman"/>
+        </w:rPr>
+        <w:t xml:space="preserve">is </w:t>
+      </w:r>
+      <w:r>
+        <w:rPr>
+          <w:rFonts w:ascii="Times New Roman" w:hAnsi="Times New Roman" w:cs="Times New Roman"/>
+        </w:rPr>
+        <w:t>detected within a certain distance,</w:t>
+      </w:r>
+      <w:r>
+        <w:rPr>
+          <w:rFonts w:ascii="Times New Roman" w:hAnsi="Times New Roman" w:cs="Times New Roman"/>
+        </w:rPr>
+        <w:t xml:space="preserve"> kills if directly touched</w:t>
+      </w:r>
+    </w:p>
+    <w:p>
+      <w:pPr>
+        <w:pStyle w:val="ListParagraph"/>
+        <w:numPr>
+          <w:ilvl w:val="0"/>
+          <w:numId w:val="7"/>
+        </w:numPr>
+        <w:spacing w:line="360" w:lineRule="auto"/>
+        <w:rPr>
+          <w:rFonts w:ascii="Times New Roman" w:hAnsi="Times New Roman" w:cs="Times New Roman"/>
+        </w:rPr>
+      </w:pPr>
+      <w:r>
+        <w:rPr>
+          <w:rFonts w:ascii="Times New Roman" w:hAnsi="Times New Roman" w:cs="Times New Roman"/>
+        </w:rPr>
+        <w:t>Water hazard mechanics:</w:t>
+      </w:r>
+    </w:p>
+    <w:p>
+      <w:pPr>
+        <w:pStyle w:val="ListParagraph"/>
+        <w:numPr>
+          <w:ilvl w:val="1"/>
+          <w:numId w:val="7"/>
+        </w:numPr>
+        <w:spacing w:line="360" w:lineRule="auto"/>
+        <w:rPr>
+          <w:rFonts w:ascii="Times New Roman" w:hAnsi="Times New Roman" w:cs="Times New Roman"/>
+        </w:rPr>
+      </w:pPr>
+      <w:r>
+        <w:rPr>
+          <w:rFonts w:ascii="Times New Roman" w:hAnsi="Times New Roman" w:cs="Times New Roman"/>
+        </w:rPr>
+        <w:t>Player movement speed</w:t>
+      </w:r>
+      <w:r>
+        <w:rPr>
+          <w:rFonts w:ascii="Times New Roman" w:hAnsi="Times New Roman" w:cs="Times New Roman"/>
+        </w:rPr>
+        <w:t xml:space="preserve"> and jump ability </w:t>
+      </w:r>
+      <w:r>
+        <w:rPr>
+          <w:rFonts w:ascii="Times New Roman" w:hAnsi="Times New Roman" w:cs="Times New Roman"/>
+        </w:rPr>
+        <w:t xml:space="preserve">are </w:t>
+      </w:r>
+      <w:r>
+        <w:rPr>
+          <w:rFonts w:ascii="Times New Roman" w:hAnsi="Times New Roman" w:cs="Times New Roman"/>
+        </w:rPr>
+        <w:t>reduced when entering water zones</w:t>
+      </w:r>
+    </w:p>
+    <w:p>
+      <w:pPr>
+        <w:pStyle w:val="ListParagraph"/>
+        <w:numPr>
+          <w:ilvl w:val="0"/>
+          <w:numId w:val="7"/>
+        </w:numPr>
+        <w:spacing w:line="360" w:lineRule="auto"/>
+        <w:rPr>
+          <w:rFonts w:ascii="Times New Roman" w:hAnsi="Times New Roman" w:cs="Times New Roman"/>
+        </w:rPr>
+      </w:pPr>
+      <w:r>
+        <w:rPr>
+          <w:rFonts w:ascii="Times New Roman" w:hAnsi="Times New Roman" w:cs="Times New Roman"/>
+        </w:rPr>
+        <w:t>Death &amp; Restart system</w:t>
+      </w:r>
+    </w:p>
+    <w:p>
+      <w:pPr>
+        <w:pStyle w:val="ListParagraph"/>
+        <w:numPr>
+          <w:ilvl w:val="1"/>
+          <w:numId w:val="7"/>
+        </w:numPr>
+        <w:spacing w:line="360" w:lineRule="auto"/>
+        <w:rPr>
+          <w:rFonts w:ascii="Times New Roman" w:hAnsi="Times New Roman" w:cs="Times New Roman"/>
+        </w:rPr>
+      </w:pPr>
+      <w:r>
+        <w:rPr>
+          <w:rFonts w:ascii="Times New Roman" w:hAnsi="Times New Roman" w:cs="Times New Roman"/>
+        </w:rPr>
+        <w:lastRenderedPageBreak/>
+        <w:t>One-hit death system resets player to Level 1</w:t>
+      </w:r>
+    </w:p>
+    <w:p>
+      <w:pPr>
+        <w:pStyle w:val="ListParagraph"/>
+        <w:numPr>
+          <w:ilvl w:val="1"/>
+          <w:numId w:val="7"/>
+        </w:numPr>
+        <w:spacing w:line="360" w:lineRule="auto"/>
+        <w:rPr>
+          <w:rFonts w:ascii="Times New Roman" w:hAnsi="Times New Roman" w:cs="Times New Roman"/>
+        </w:rPr>
+      </w:pPr>
+      <w:r>
+        <w:rPr>
+          <w:rFonts w:ascii="Times New Roman" w:hAnsi="Times New Roman" w:cs="Times New Roman"/>
+        </w:rPr>
+        <w:t>Komea dies if falls below lowest tiles or gets hit by Merfolk</w:t>
+      </w:r>
+    </w:p>
+    <w:p>
+      <w:pPr>
+        <w:pStyle w:val="ListParagraph"/>
+        <w:numPr>
+          <w:ilvl w:val="0"/>
+          <w:numId w:val="7"/>
+        </w:numPr>
+        <w:spacing w:line="360" w:lineRule="auto"/>
+        <w:rPr>
+          <w:rFonts w:ascii="Times New Roman" w:hAnsi="Times New Roman" w:cs="Times New Roman"/>
+        </w:rPr>
+      </w:pPr>
+      <w:r>
+        <w:rPr>
+          <w:rFonts w:ascii="Times New Roman" w:hAnsi="Times New Roman" w:cs="Times New Roman"/>
+        </w:rPr>
+        <w:t>Timer &amp; Score tracking</w:t>
+      </w:r>
+    </w:p>
+    <w:p>
+      <w:pPr>
+        <w:pStyle w:val="ListParagraph"/>
+        <w:numPr>
+          <w:ilvl w:val="1"/>
+          <w:numId w:val="7"/>
+        </w:numPr>
+        <w:spacing w:line="360" w:lineRule="auto"/>
+        <w:rPr>
+          <w:rFonts w:ascii="Times New Roman" w:hAnsi="Times New Roman" w:cs="Times New Roman"/>
+        </w:rPr>
+      </w:pPr>
+      <w:r>
+        <w:rPr>
+          <w:rFonts w:ascii="Times New Roman" w:hAnsi="Times New Roman" w:cs="Times New Roman"/>
+        </w:rPr>
+        <w:t>Score = total completion time</w:t>
+      </w:r>
+    </w:p>
+    <w:p>
+      <w:pPr>
+        <w:pStyle w:val="ListParagraph"/>
+        <w:numPr>
+          <w:ilvl w:val="1"/>
+          <w:numId w:val="7"/>
+        </w:numPr>
+        <w:spacing w:line="360" w:lineRule="auto"/>
+        <w:rPr>
+          <w:rFonts w:ascii="Times New Roman" w:hAnsi="Times New Roman" w:cs="Times New Roman"/>
+        </w:rPr>
+      </w:pPr>
+      <w:r>
+        <w:rPr>
+          <w:rFonts w:ascii="Times New Roman" w:hAnsi="Times New Roman" w:cs="Times New Roman"/>
+        </w:rPr>
+        <w:t>Display final time at game completion for replayability</w:t>
+      </w:r>
+    </w:p>
+    <w:p>
+      <w:pPr>
+        <w:pStyle w:val="ListParagraph"/>
+        <w:numPr>
+          <w:ilvl w:val="1"/>
+          <w:numId w:val="7"/>
+        </w:numPr>
+        <w:spacing w:line="360" w:lineRule="auto"/>
+        <w:rPr>
+          <w:rFonts w:ascii="Times New Roman" w:hAnsi="Times New Roman" w:cs="Times New Roman"/>
+        </w:rPr>
+      </w:pPr>
+      <w:r>
+        <w:rPr>
+          <w:rFonts w:ascii="Times New Roman" w:hAnsi="Times New Roman" w:cs="Times New Roman"/>
+        </w:rPr>
+        <w:t>Score timer keeps running until completed the game</w:t>
+      </w:r>
+    </w:p>
+    <w:p>
+      <w:pPr>
+        <w:spacing w:line="360" w:lineRule="auto"/>
+        <w:rPr>
+          <w:rFonts w:ascii="Times New Roman" w:hAnsi="Times New Roman" w:cs="Times New Roman"/>
+        </w:rPr>
+      </w:pPr>
+    </w:p>
+    <w:p>
+      <w:pPr>
+        <w:spacing w:line="360" w:lineRule="auto"/>
+        <w:rPr>
+          <w:rFonts w:ascii="Times New Roman" w:hAnsi="Times New Roman" w:cs="Times New Roman"/>
+        </w:rPr>
+      </w:pPr>
+      <w:r>
+        <w:rPr>
+          <w:rFonts w:ascii="Times New Roman" w:hAnsi="Times New Roman" w:cs="Times New Roman"/>
+        </w:rPr>
+        <w:t>Division of work within this collaboration:</w:t>
+      </w:r>
+    </w:p>
+    <w:tbl>
+      <w:tblPr>
+        <w:tblStyle w:val="TableGrid"/>
+        <w:tblW w:w="0" w:type="auto"/>
+        <w:tblLook w:val="04A0" w:firstRow="1" w:lastRow="0" w:firstColumn="1" w:lastColumn="0" w:noHBand="0" w:noVBand="1"/>
+      </w:tblPr>
+      <w:tblGrid>
+        <w:gridCol w:w="3005"/>
+        <w:gridCol w:w="3005"/>
+        <w:gridCol w:w="3006"/>
+      </w:tblGrid>
+      <w:tr>
+        <w:trPr>
+          <w:trHeight w:val="472"/>
+        </w:trPr>
+        <w:tc>
+          <w:tcPr>
+            <w:tcW w:w="3005" w:type="dxa"/>
+          </w:tcPr>
+          <w:p>
+            <w:pPr>
+              <w:spacing w:line="360" w:lineRule="auto"/>
+              <w:rPr>
+                <w:rFonts w:ascii="Times New Roman" w:hAnsi="Times New Roman" w:cs="Times New Roman"/>
+                <w:u w:val="single"/>
+              </w:rPr>
+            </w:pPr>
+            <w:r>
+              <w:rPr>
+                <w:rFonts w:ascii="Times New Roman" w:hAnsi="Times New Roman" w:cs="Times New Roman"/>
+                <w:u w:val="single"/>
+              </w:rPr>
+              <w:t>System</w:t>
+            </w:r>
+          </w:p>
+        </w:tc>
+        <w:tc>
+          <w:tcPr>
+            <w:tcW w:w="3005" w:type="dxa"/>
+          </w:tcPr>
+          <w:p>
+            <w:pPr>
+              <w:spacing w:line="360" w:lineRule="auto"/>
+              <w:rPr>
+                <w:rFonts w:ascii="Times New Roman" w:hAnsi="Times New Roman" w:cs="Times New Roman"/>
+                <w:u w:val="single"/>
+              </w:rPr>
+            </w:pPr>
+            <w:r>
+              <w:rPr>
+                <w:rFonts w:ascii="Times New Roman" w:hAnsi="Times New Roman" w:cs="Times New Roman"/>
+                <w:u w:val="single"/>
+              </w:rPr>
+              <w:t>Primary Developer</w:t>
+            </w:r>
+          </w:p>
+        </w:tc>
+        <w:tc>
+          <w:tcPr>
+            <w:tcW w:w="3006" w:type="dxa"/>
+          </w:tcPr>
+          <w:p>
+            <w:pPr>
+              <w:spacing w:line="360" w:lineRule="auto"/>
+              <w:rPr>
+                <w:rFonts w:ascii="Times New Roman" w:hAnsi="Times New Roman" w:cs="Times New Roman"/>
+                <w:u w:val="single"/>
+              </w:rPr>
+            </w:pPr>
+            <w:r>
+              <w:rPr>
+                <w:rFonts w:ascii="Times New Roman" w:hAnsi="Times New Roman" w:cs="Times New Roman"/>
+                <w:u w:val="single"/>
+              </w:rPr>
+              <w:t>Support/Testing</w:t>
+            </w:r>
+          </w:p>
+        </w:tc>
+      </w:tr>
+      <w:tr>
+        <w:trPr>
+          <w:trHeight w:val="457"/>
+        </w:trPr>
+        <w:tc>
+          <w:tcPr>
+            <w:tcW w:w="3005" w:type="dxa"/>
+          </w:tcPr>
+          <w:p>
+            <w:pPr>
+              <w:spacing w:line="360" w:lineRule="auto"/>
+              <w:rPr>
+                <w:rFonts w:ascii="Times New Roman" w:hAnsi="Times New Roman" w:cs="Times New Roman"/>
+              </w:rPr>
+            </w:pPr>
+            <w:r>
+              <w:rPr>
+                <w:rFonts w:ascii="Times New Roman" w:hAnsi="Times New Roman" w:cs="Times New Roman"/>
+              </w:rPr>
+              <w:t>Player movement mechanics</w:t>
+            </w:r>
+          </w:p>
+        </w:tc>
+        <w:tc>
+          <w:tcPr>
+            <w:tcW w:w="3005" w:type="dxa"/>
+          </w:tcPr>
+          <w:p>
+            <w:pPr>
+              <w:spacing w:line="360" w:lineRule="auto"/>
+              <w:rPr>
+                <w:rFonts w:ascii="Times New Roman" w:hAnsi="Times New Roman" w:cs="Times New Roman"/>
+              </w:rPr>
+            </w:pPr>
+            <w:r>
+              <w:rPr>
+                <w:rFonts w:ascii="Times New Roman" w:hAnsi="Times New Roman" w:cs="Times New Roman"/>
+              </w:rPr>
+              <w:t>Shared</w:t>
+            </w:r>
+          </w:p>
+        </w:tc>
+        <w:tc>
+          <w:tcPr>
+            <w:tcW w:w="3006" w:type="dxa"/>
+          </w:tcPr>
+          <w:p>
+            <w:pPr>
+              <w:spacing w:line="360" w:lineRule="auto"/>
+              <w:rPr>
+                <w:rFonts w:ascii="Times New Roman" w:hAnsi="Times New Roman" w:cs="Times New Roman"/>
+              </w:rPr>
+            </w:pPr>
+            <w:r>
+              <w:rPr>
+                <w:rFonts w:ascii="Times New Roman" w:hAnsi="Times New Roman" w:cs="Times New Roman"/>
+              </w:rPr>
+              <w:t>Shared</w:t>
+            </w:r>
+          </w:p>
+        </w:tc>
+      </w:tr>
+      <w:tr>
+        <w:trPr>
+          <w:trHeight w:val="472"/>
+        </w:trPr>
+        <w:tc>
+          <w:tcPr>
+            <w:tcW w:w="3005" w:type="dxa"/>
+          </w:tcPr>
+          <w:p>
+            <w:pPr>
+              <w:spacing w:line="360" w:lineRule="auto"/>
+              <w:rPr>
+                <w:rFonts w:ascii="Times New Roman" w:hAnsi="Times New Roman" w:cs="Times New Roman"/>
+              </w:rPr>
+            </w:pPr>
+            <w:r>
+              <w:rPr>
+                <w:rFonts w:ascii="Times New Roman" w:hAnsi="Times New Roman" w:cs="Times New Roman"/>
+              </w:rPr>
+              <w:t>Enemy logic</w:t>
+            </w:r>
+          </w:p>
+        </w:tc>
+        <w:tc>
+          <w:tcPr>
+            <w:tcW w:w="3005" w:type="dxa"/>
+          </w:tcPr>
+          <w:p>
+            <w:pPr>
+              <w:spacing w:line="360" w:lineRule="auto"/>
+              <w:rPr>
+                <w:rFonts w:ascii="Times New Roman" w:hAnsi="Times New Roman" w:cs="Times New Roman"/>
+              </w:rPr>
+            </w:pPr>
+            <w:r>
+              <w:rPr>
+                <w:rFonts w:ascii="Times New Roman" w:hAnsi="Times New Roman" w:cs="Times New Roman"/>
+              </w:rPr>
+              <w:t>Richard</w:t>
+            </w:r>
+          </w:p>
+        </w:tc>
+        <w:tc>
+          <w:tcPr>
+            <w:tcW w:w="3006" w:type="dxa"/>
+          </w:tcPr>
+          <w:p>
+            <w:pPr>
+              <w:spacing w:line="360" w:lineRule="auto"/>
+              <w:rPr>
+                <w:rFonts w:ascii="Times New Roman" w:hAnsi="Times New Roman" w:cs="Times New Roman"/>
+              </w:rPr>
+            </w:pPr>
+            <w:r>
+              <w:rPr>
+                <w:rFonts w:ascii="Times New Roman" w:hAnsi="Times New Roman" w:cs="Times New Roman"/>
+              </w:rPr>
+              <w:t>Stella</w:t>
+            </w:r>
+          </w:p>
+        </w:tc>
+      </w:tr>
+      <w:tr>
+        <w:trPr>
+          <w:trHeight w:val="457"/>
+        </w:trPr>
+        <w:tc>
+          <w:tcPr>
+            <w:tcW w:w="3005" w:type="dxa"/>
+          </w:tcPr>
+          <w:p>
+            <w:pPr>
+              <w:spacing w:line="360" w:lineRule="auto"/>
+              <w:rPr>
+                <w:rFonts w:ascii="Times New Roman" w:hAnsi="Times New Roman" w:cs="Times New Roman"/>
+              </w:rPr>
+            </w:pPr>
+            <w:r>
+              <w:rPr>
+                <w:rFonts w:ascii="Times New Roman" w:hAnsi="Times New Roman" w:cs="Times New Roman"/>
+              </w:rPr>
+              <w:t>Comab</w:t>
+            </w:r>
+            <w:r>
+              <w:rPr>
+                <w:rFonts w:ascii="Times New Roman" w:hAnsi="Times New Roman" w:cs="Times New Roman"/>
+              </w:rPr>
+              <w:t>a</w:t>
+            </w:r>
+            <w:r>
+              <w:rPr>
+                <w:rFonts w:ascii="Times New Roman" w:hAnsi="Times New Roman" w:cs="Times New Roman"/>
+              </w:rPr>
+              <w:t>t mechanics</w:t>
+            </w:r>
+          </w:p>
+        </w:tc>
+        <w:tc>
+          <w:tcPr>
+            <w:tcW w:w="3005" w:type="dxa"/>
+          </w:tcPr>
+          <w:p>
+            <w:pPr>
+              <w:spacing w:line="360" w:lineRule="auto"/>
+              <w:rPr>
+                <w:rFonts w:ascii="Times New Roman" w:hAnsi="Times New Roman" w:cs="Times New Roman"/>
+              </w:rPr>
+            </w:pPr>
+            <w:r>
+              <w:rPr>
+                <w:rFonts w:ascii="Times New Roman" w:hAnsi="Times New Roman" w:cs="Times New Roman"/>
+              </w:rPr>
+              <w:t>Richard</w:t>
+            </w:r>
+          </w:p>
+        </w:tc>
+        <w:tc>
+          <w:tcPr>
+            <w:tcW w:w="3006" w:type="dxa"/>
+          </w:tcPr>
+          <w:p>
+            <w:pPr>
+              <w:spacing w:line="360" w:lineRule="auto"/>
+              <w:rPr>
+                <w:rFonts w:ascii="Times New Roman" w:hAnsi="Times New Roman" w:cs="Times New Roman"/>
+              </w:rPr>
+            </w:pPr>
+            <w:r>
+              <w:rPr>
+                <w:rFonts w:ascii="Times New Roman" w:hAnsi="Times New Roman" w:cs="Times New Roman"/>
+              </w:rPr>
+              <w:t>Stella</w:t>
+            </w:r>
+          </w:p>
+        </w:tc>
+      </w:tr>
+      <w:tr>
+        <w:trPr>
+          <w:trHeight w:val="472"/>
+        </w:trPr>
+        <w:tc>
+          <w:tcPr>
+            <w:tcW w:w="3005" w:type="dxa"/>
+          </w:tcPr>
+          <w:p>
+            <w:pPr>
+              <w:spacing w:line="360" w:lineRule="auto"/>
+              <w:rPr>
+                <w:rFonts w:ascii="Times New Roman" w:hAnsi="Times New Roman" w:cs="Times New Roman"/>
+              </w:rPr>
+            </w:pPr>
+            <w:r>
+              <w:rPr>
+                <w:rFonts w:ascii="Times New Roman" w:hAnsi="Times New Roman" w:cs="Times New Roman"/>
+              </w:rPr>
+              <w:t>Water hazard system</w:t>
+            </w:r>
+          </w:p>
+        </w:tc>
+        <w:tc>
+          <w:tcPr>
+            <w:tcW w:w="3005" w:type="dxa"/>
+          </w:tcPr>
+          <w:p>
+            <w:pPr>
+              <w:spacing w:line="360" w:lineRule="auto"/>
+              <w:rPr>
+                <w:rFonts w:ascii="Times New Roman" w:hAnsi="Times New Roman" w:cs="Times New Roman"/>
+              </w:rPr>
+            </w:pPr>
+            <w:r>
+              <w:rPr>
+                <w:rFonts w:ascii="Times New Roman" w:hAnsi="Times New Roman" w:cs="Times New Roman"/>
+              </w:rPr>
+              <w:t>Stella</w:t>
+            </w:r>
+          </w:p>
+        </w:tc>
+        <w:tc>
+          <w:tcPr>
+            <w:tcW w:w="3006" w:type="dxa"/>
+          </w:tcPr>
+          <w:p>
+            <w:pPr>
+              <w:spacing w:line="360" w:lineRule="auto"/>
+              <w:rPr>
+                <w:rFonts w:ascii="Times New Roman" w:hAnsi="Times New Roman" w:cs="Times New Roman"/>
+              </w:rPr>
+            </w:pPr>
+            <w:r>
+              <w:rPr>
+                <w:rFonts w:ascii="Times New Roman" w:hAnsi="Times New Roman" w:cs="Times New Roman"/>
+              </w:rPr>
+              <w:t>Richard</w:t>
+            </w:r>
+          </w:p>
+        </w:tc>
+      </w:tr>
+      <w:tr>
+        <w:trPr>
+          <w:trHeight w:val="457"/>
+        </w:trPr>
+        <w:tc>
+          <w:tcPr>
+            <w:tcW w:w="3005" w:type="dxa"/>
+          </w:tcPr>
+          <w:p>
+            <w:pPr>
+              <w:spacing w:line="360" w:lineRule="auto"/>
+              <w:rPr>
+                <w:rFonts w:ascii="Times New Roman" w:hAnsi="Times New Roman" w:cs="Times New Roman"/>
+              </w:rPr>
+            </w:pPr>
+            <w:r>
+              <w:rPr>
+                <w:rFonts w:ascii="Times New Roman" w:hAnsi="Times New Roman" w:cs="Times New Roman"/>
+              </w:rPr>
+              <w:t>Death/Restart</w:t>
+            </w:r>
+          </w:p>
+        </w:tc>
+        <w:tc>
+          <w:tcPr>
+            <w:tcW w:w="3005" w:type="dxa"/>
+          </w:tcPr>
+          <w:p>
+            <w:pPr>
+              <w:spacing w:line="360" w:lineRule="auto"/>
+              <w:rPr>
+                <w:rFonts w:ascii="Times New Roman" w:hAnsi="Times New Roman" w:cs="Times New Roman"/>
+              </w:rPr>
+            </w:pPr>
+            <w:r>
+              <w:rPr>
+                <w:rFonts w:ascii="Times New Roman" w:hAnsi="Times New Roman" w:cs="Times New Roman"/>
+              </w:rPr>
+              <w:t>Stella</w:t>
+            </w:r>
+          </w:p>
+        </w:tc>
+        <w:tc>
+          <w:tcPr>
+            <w:tcW w:w="3006" w:type="dxa"/>
+          </w:tcPr>
+          <w:p>
+            <w:pPr>
+              <w:spacing w:line="360" w:lineRule="auto"/>
+              <w:rPr>
+                <w:rFonts w:ascii="Times New Roman" w:hAnsi="Times New Roman" w:cs="Times New Roman"/>
+              </w:rPr>
+            </w:pPr>
+            <w:r>
+              <w:rPr>
+                <w:rFonts w:ascii="Times New Roman" w:hAnsi="Times New Roman" w:cs="Times New Roman"/>
+              </w:rPr>
+              <w:t>Richard</w:t>
+            </w:r>
+          </w:p>
+        </w:tc>
+      </w:tr>
+      <w:tr>
+        <w:trPr>
+          <w:trHeight w:val="457"/>
+        </w:trPr>
+        <w:tc>
+          <w:tcPr>
+            <w:tcW w:w="3005" w:type="dxa"/>
+          </w:tcPr>
+          <w:p>
+            <w:pPr>
+              <w:spacing w:line="360" w:lineRule="auto"/>
+              <w:rPr>
+                <w:rFonts w:ascii="Times New Roman" w:hAnsi="Times New Roman" w:cs="Times New Roman"/>
+              </w:rPr>
+            </w:pPr>
+            <w:r>
+              <w:rPr>
+                <w:rFonts w:ascii="Times New Roman" w:hAnsi="Times New Roman" w:cs="Times New Roman"/>
+              </w:rPr>
+              <w:t>Timer</w:t>
+            </w:r>
+          </w:p>
+        </w:tc>
+        <w:tc>
+          <w:tcPr>
+            <w:tcW w:w="3005" w:type="dxa"/>
+          </w:tcPr>
+          <w:p>
+            <w:pPr>
+              <w:spacing w:line="360" w:lineRule="auto"/>
+              <w:rPr>
+                <w:rFonts w:ascii="Times New Roman" w:hAnsi="Times New Roman" w:cs="Times New Roman"/>
+              </w:rPr>
+            </w:pPr>
+            <w:r>
+              <w:rPr>
+                <w:rFonts w:ascii="Times New Roman" w:hAnsi="Times New Roman" w:cs="Times New Roman"/>
+              </w:rPr>
+              <w:t>Shared</w:t>
+            </w:r>
+          </w:p>
+        </w:tc>
+        <w:tc>
+          <w:tcPr>
+            <w:tcW w:w="3006" w:type="dxa"/>
+          </w:tcPr>
+          <w:p>
+            <w:pPr>
+              <w:spacing w:line="360" w:lineRule="auto"/>
+              <w:rPr>
+                <w:rFonts w:ascii="Times New Roman" w:hAnsi="Times New Roman" w:cs="Times New Roman"/>
+              </w:rPr>
+            </w:pPr>
+            <w:r>
+              <w:rPr>
+                <w:rFonts w:ascii="Times New Roman" w:hAnsi="Times New Roman" w:cs="Times New Roman"/>
+              </w:rPr>
+              <w:t>Shared</w:t>
+            </w:r>
+          </w:p>
+        </w:tc>
+      </w:tr>
+    </w:tbl>
+    <w:p>
+      <w:pPr>
+        <w:spacing w:line="360" w:lineRule="auto"/>
+        <w:rPr>
+          <w:rFonts w:ascii="Times New Roman" w:hAnsi="Times New Roman" w:cs="Times New Roman"/>
+        </w:rPr>
+      </w:pPr>
+    </w:p>
+    <w:p>
+      <w:pPr>
+        <w:spacing w:line="360" w:lineRule="auto"/>
+        <w:rPr>
+          <w:rFonts w:ascii="Times New Roman" w:hAnsi="Times New Roman" w:cs="Times New Roman"/>
+        </w:rPr>
+      </w:pPr>
+    </w:p>
+    <w:p>
+      <w:pPr>
+        <w:spacing w:line="360" w:lineRule="auto"/>
+        <w:rPr>
+          <w:rFonts w:ascii="Times New Roman" w:hAnsi="Times New Roman" w:cs="Times New Roman"/>
+        </w:rPr>
+      </w:pPr>
+      <w:r>
+        <w:rPr>
+          <w:rFonts w:ascii="Times New Roman" w:hAnsi="Times New Roman" w:cs="Times New Roman"/>
+        </w:rPr>
+        <w:t>Level Design &amp; Game Pacing: Lead Richard</w:t>
+      </w:r>
+      <w:r>
+        <w:rPr>
+          <w:rFonts w:ascii="Times New Roman" w:hAnsi="Times New Roman" w:cs="Times New Roman"/>
+        </w:rPr>
+        <w:t>, Playtesting shared with Stella</w:t>
+      </w:r>
+      <w:r>
+        <w:rPr>
+          <w:rFonts w:ascii="Times New Roman" w:hAnsi="Times New Roman" w:cs="Times New Roman"/>
+        </w:rPr>
+        <w:t>:</w:t>
+      </w:r>
+    </w:p>
+    <w:p>
+      <w:pPr>
+        <w:spacing w:line="360" w:lineRule="auto"/>
+        <w:rPr>
+          <w:rFonts w:ascii="Times New Roman" w:hAnsi="Times New Roman" w:cs="Times New Roman"/>
+        </w:rPr>
+      </w:pPr>
+      <w:r>
+        <w:rPr>
+          <w:rFonts w:ascii="Times New Roman" w:hAnsi="Times New Roman" w:cs="Times New Roman"/>
+        </w:rPr>
+        <w:t xml:space="preserve">Richard led the design of each level’s layout, difficulty curve, and pacing. He created the environmental flow with </w:t>
+      </w:r>
+      <w:r>
+        <w:rPr>
+          <w:rFonts w:ascii="Times New Roman" w:hAnsi="Times New Roman" w:cs="Times New Roman"/>
+        </w:rPr>
+        <w:t>difficulty progression.</w:t>
+      </w:r>
+    </w:p>
+    <w:p>
+      <w:pPr>
+        <w:pStyle w:val="ListParagraph"/>
+        <w:numPr>
+          <w:ilvl w:val="0"/>
+          <w:numId w:val="7"/>
+        </w:numPr>
+        <w:spacing w:line="360" w:lineRule="auto"/>
+        <w:rPr>
+          <w:rFonts w:ascii="Times New Roman" w:hAnsi="Times New Roman" w:cs="Times New Roman"/>
+        </w:rPr>
+      </w:pPr>
+      <w:r>
+        <w:rPr>
+          <w:rFonts w:ascii="Times New Roman" w:hAnsi="Times New Roman" w:cs="Times New Roman"/>
+        </w:rPr>
+        <w:t>Level 1 – Xilan Jungle</w:t>
+      </w:r>
+    </w:p>
+    <w:p>
+      <w:pPr>
+        <w:pStyle w:val="ListParagraph"/>
+        <w:numPr>
+          <w:ilvl w:val="1"/>
+          <w:numId w:val="7"/>
+        </w:numPr>
+        <w:spacing w:line="360" w:lineRule="auto"/>
+        <w:rPr>
+          <w:rFonts w:ascii="Times New Roman" w:hAnsi="Times New Roman" w:cs="Times New Roman"/>
+        </w:rPr>
+      </w:pPr>
+      <w:r>
+        <w:rPr>
+          <w:rFonts w:ascii="Times New Roman" w:hAnsi="Times New Roman" w:cs="Times New Roman"/>
+        </w:rPr>
+        <w:t xml:space="preserve">Few merfolk </w:t>
+      </w:r>
+    </w:p>
+    <w:p>
+      <w:pPr>
+        <w:pStyle w:val="ListParagraph"/>
+        <w:numPr>
+          <w:ilvl w:val="1"/>
+          <w:numId w:val="7"/>
+        </w:numPr>
+        <w:spacing w:line="360" w:lineRule="auto"/>
+        <w:rPr>
+          <w:rFonts w:ascii="Times New Roman" w:hAnsi="Times New Roman" w:cs="Times New Roman"/>
+        </w:rPr>
+      </w:pPr>
+      <w:r>
+        <w:rPr>
+          <w:rFonts w:ascii="Times New Roman" w:hAnsi="Times New Roman" w:cs="Times New Roman"/>
+        </w:rPr>
+        <w:t>Wide platform, slow pacing</w:t>
+      </w:r>
+    </w:p>
+    <w:p>
+      <w:pPr>
+        <w:pStyle w:val="ListParagraph"/>
+        <w:numPr>
+          <w:ilvl w:val="1"/>
+          <w:numId w:val="7"/>
+        </w:numPr>
+        <w:spacing w:line="360" w:lineRule="auto"/>
+        <w:rPr>
+          <w:rFonts w:ascii="Times New Roman" w:hAnsi="Times New Roman" w:cs="Times New Roman"/>
+        </w:rPr>
+      </w:pPr>
+      <w:r>
+        <w:rPr>
+          <w:rFonts w:ascii="Times New Roman" w:hAnsi="Times New Roman" w:cs="Times New Roman"/>
+        </w:rPr>
+        <w:t>Designed to teach jmp &amp; attack mechanics without pressure</w:t>
+      </w:r>
+    </w:p>
+    <w:p>
+      <w:pPr>
+        <w:pStyle w:val="ListParagraph"/>
+        <w:numPr>
+          <w:ilvl w:val="0"/>
+          <w:numId w:val="7"/>
+        </w:numPr>
+        <w:spacing w:line="360" w:lineRule="auto"/>
+        <w:rPr>
+          <w:rFonts w:ascii="Times New Roman" w:hAnsi="Times New Roman" w:cs="Times New Roman"/>
+        </w:rPr>
+      </w:pPr>
+      <w:r>
+        <w:rPr>
+          <w:rFonts w:ascii="Times New Roman" w:hAnsi="Times New Roman" w:cs="Times New Roman"/>
+        </w:rPr>
+        <w:t>Level 2 – River Caverns</w:t>
+      </w:r>
+    </w:p>
+    <w:p>
+      <w:pPr>
+        <w:pStyle w:val="ListParagraph"/>
+        <w:numPr>
+          <w:ilvl w:val="1"/>
+          <w:numId w:val="7"/>
+        </w:numPr>
+        <w:spacing w:line="360" w:lineRule="auto"/>
+        <w:rPr>
+          <w:rFonts w:ascii="Times New Roman" w:hAnsi="Times New Roman" w:cs="Times New Roman"/>
+        </w:rPr>
+      </w:pPr>
+      <w:r>
+        <w:rPr>
+          <w:rFonts w:ascii="Times New Roman" w:hAnsi="Times New Roman" w:cs="Times New Roman"/>
+        </w:rPr>
+        <w:t>Introduced water hazards strategically to slow movement</w:t>
+      </w:r>
+    </w:p>
+    <w:p>
+      <w:pPr>
+        <w:pStyle w:val="ListParagraph"/>
+        <w:numPr>
+          <w:ilvl w:val="1"/>
+          <w:numId w:val="7"/>
+        </w:numPr>
+        <w:spacing w:line="360" w:lineRule="auto"/>
+        <w:rPr>
+          <w:rFonts w:ascii="Times New Roman" w:hAnsi="Times New Roman" w:cs="Times New Roman"/>
+        </w:rPr>
+      </w:pPr>
+      <w:r>
+        <w:rPr>
+          <w:rFonts w:ascii="Times New Roman" w:hAnsi="Times New Roman" w:cs="Times New Roman"/>
+        </w:rPr>
+        <w:t>Enemy density increases to stress timing decisions</w:t>
+      </w:r>
+    </w:p>
+    <w:p>
+      <w:pPr>
+        <w:pStyle w:val="ListParagraph"/>
+        <w:numPr>
+          <w:ilvl w:val="0"/>
+          <w:numId w:val="7"/>
+        </w:numPr>
+        <w:spacing w:line="360" w:lineRule="auto"/>
+        <w:rPr>
+          <w:rFonts w:ascii="Times New Roman" w:hAnsi="Times New Roman" w:cs="Times New Roman"/>
+        </w:rPr>
+      </w:pPr>
+      <w:r>
+        <w:rPr>
+          <w:rFonts w:ascii="Times New Roman" w:hAnsi="Times New Roman" w:cs="Times New Roman"/>
+        </w:rPr>
+        <w:t>Level 3 – Orasc Ascend</w:t>
+      </w:r>
+    </w:p>
+    <w:p>
+      <w:pPr>
+        <w:pStyle w:val="ListParagraph"/>
+        <w:numPr>
+          <w:ilvl w:val="1"/>
+          <w:numId w:val="7"/>
+        </w:numPr>
+        <w:spacing w:line="360" w:lineRule="auto"/>
+        <w:rPr>
+          <w:rFonts w:ascii="Times New Roman" w:hAnsi="Times New Roman" w:cs="Times New Roman"/>
+        </w:rPr>
+      </w:pPr>
+      <w:r>
+        <w:rPr>
+          <w:rFonts w:ascii="Times New Roman" w:hAnsi="Times New Roman" w:cs="Times New Roman"/>
+        </w:rPr>
+        <w:t>Narrow timing windows</w:t>
+      </w:r>
+      <w:r>
+        <w:rPr>
+          <w:rFonts w:ascii="Times New Roman" w:hAnsi="Times New Roman" w:cs="Times New Roman"/>
+        </w:rPr>
+        <w:t xml:space="preserve"> to attack</w:t>
+      </w:r>
+    </w:p>
+    <w:p>
+      <w:pPr>
+        <w:pStyle w:val="ListParagraph"/>
+        <w:numPr>
+          <w:ilvl w:val="1"/>
+          <w:numId w:val="7"/>
+        </w:numPr>
+        <w:spacing w:line="360" w:lineRule="auto"/>
+        <w:rPr>
+          <w:rFonts w:ascii="Times New Roman" w:hAnsi="Times New Roman" w:cs="Times New Roman"/>
+        </w:rPr>
+      </w:pPr>
+      <w:r>
+        <w:rPr>
+          <w:rFonts w:ascii="Times New Roman" w:hAnsi="Times New Roman" w:cs="Times New Roman"/>
+        </w:rPr>
+        <w:t>Final boss challenge</w:t>
+      </w:r>
+    </w:p>
+    <w:p>
+      <w:pPr>
+        <w:pStyle w:val="ListParagraph"/>
+        <w:numPr>
+          <w:ilvl w:val="1"/>
+          <w:numId w:val="7"/>
+        </w:numPr>
+        <w:spacing w:line="360" w:lineRule="auto"/>
+        <w:rPr>
+          <w:rFonts w:ascii="Times New Roman" w:hAnsi="Times New Roman" w:cs="Times New Roman"/>
+        </w:rPr>
+      </w:pPr>
+      <w:r>
+        <w:rPr>
+          <w:rFonts w:ascii="Times New Roman" w:hAnsi="Times New Roman" w:cs="Times New Roman"/>
+        </w:rPr>
+        <w:t>No lower wider platform to catch on if fall</w:t>
+      </w:r>
+    </w:p>
+    <w:p>
+      <w:pPr>
+        <w:spacing w:line="360" w:lineRule="auto"/>
+        <w:rPr>
+          <w:rFonts w:ascii="Times New Roman" w:hAnsi="Times New Roman" w:cs="Times New Roman"/>
+        </w:rPr>
+      </w:pPr>
+    </w:p>
+    <w:p>
+      <w:pPr>
+        <w:spacing w:line="360" w:lineRule="auto"/>
+        <w:rPr>
+          <w:rFonts w:ascii="Times New Roman" w:hAnsi="Times New Roman" w:cs="Times New Roman"/>
+        </w:rPr>
+      </w:pPr>
+      <w:r>
+        <w:rPr>
+          <w:rFonts w:ascii="Times New Roman" w:hAnsi="Times New Roman" w:cs="Times New Roman"/>
+        </w:rPr>
+        <w:t>Stella supported by:</w:t>
+      </w:r>
+    </w:p>
+    <w:p>
+      <w:pPr>
+        <w:pStyle w:val="ListParagraph"/>
+        <w:numPr>
+          <w:ilvl w:val="0"/>
+          <w:numId w:val="7"/>
+        </w:numPr>
+        <w:spacing w:line="360" w:lineRule="auto"/>
+        <w:rPr>
+          <w:rFonts w:ascii="Times New Roman" w:hAnsi="Times New Roman" w:cs="Times New Roman"/>
+        </w:rPr>
+      </w:pPr>
+      <w:r>
+        <w:rPr>
+          <w:rFonts w:ascii="Times New Roman" w:hAnsi="Times New Roman" w:cs="Times New Roman"/>
+        </w:rPr>
+        <w:lastRenderedPageBreak/>
+        <w:t>Playtesting movement on platforms</w:t>
+      </w:r>
+      <w:r>
+        <w:rPr>
+          <w:rFonts w:ascii="Times New Roman" w:hAnsi="Times New Roman" w:cs="Times New Roman"/>
+        </w:rPr>
+        <w:t xml:space="preserve"> to decide enemy density</w:t>
+      </w:r>
+    </w:p>
+    <w:p>
+      <w:pPr>
+        <w:pStyle w:val="ListParagraph"/>
+        <w:numPr>
+          <w:ilvl w:val="0"/>
+          <w:numId w:val="7"/>
+        </w:numPr>
+        <w:spacing w:line="360" w:lineRule="auto"/>
+        <w:rPr>
+          <w:rFonts w:ascii="Times New Roman" w:hAnsi="Times New Roman" w:cs="Times New Roman"/>
+        </w:rPr>
+      </w:pPr>
+      <w:r>
+        <w:rPr>
+          <w:rFonts w:ascii="Times New Roman" w:hAnsi="Times New Roman" w:cs="Times New Roman"/>
+        </w:rPr>
+        <w:t xml:space="preserve">Adjusting physics values and enemy hitboxes to prevent unfair challenge </w:t>
+      </w:r>
+    </w:p>
+    <w:p>
+      <w:pPr>
+        <w:spacing w:line="360" w:lineRule="auto"/>
+        <w:rPr>
+          <w:rFonts w:ascii="Times New Roman" w:hAnsi="Times New Roman" w:cs="Times New Roman"/>
+        </w:rPr>
+      </w:pPr>
+    </w:p>
+    <w:p>
+      <w:pPr>
+        <w:spacing w:line="360" w:lineRule="auto"/>
+        <w:rPr>
+          <w:rFonts w:ascii="Times New Roman" w:hAnsi="Times New Roman" w:cs="Times New Roman"/>
+        </w:rPr>
+      </w:pPr>
+    </w:p>
+    <w:p>
+      <w:pPr>
+        <w:spacing w:line="360" w:lineRule="auto"/>
+        <w:rPr>
+          <w:rFonts w:ascii="Times New Roman" w:hAnsi="Times New Roman" w:cs="Times New Roman"/>
+        </w:rPr>
+      </w:pPr>
+      <w:r>
+        <w:rPr>
+          <w:rFonts w:ascii="Times New Roman" w:hAnsi="Times New Roman" w:cs="Times New Roman"/>
+        </w:rPr>
+        <w:t>Art design, Animation &amp; Audio: Lead Sydney Eckstein</w:t>
+      </w:r>
+    </w:p>
+    <w:p>
+      <w:pPr>
+        <w:spacing w:line="360" w:lineRule="auto"/>
+        <w:rPr>
+          <w:rFonts w:ascii="Times New Roman" w:hAnsi="Times New Roman" w:cs="Times New Roman"/>
+        </w:rPr>
+      </w:pPr>
+      <w:r>
+        <w:rPr>
+          <w:rFonts w:ascii="Times New Roman" w:hAnsi="Times New Roman" w:cs="Times New Roman"/>
+        </w:rPr>
+        <w:t>Sydney defined the game’s visual identity and audio environment.</w:t>
+      </w:r>
+    </w:p>
+    <w:p>
+      <w:pPr>
+        <w:pStyle w:val="ListParagraph"/>
+        <w:numPr>
+          <w:ilvl w:val="0"/>
+          <w:numId w:val="7"/>
+        </w:numPr>
+        <w:spacing w:line="360" w:lineRule="auto"/>
+        <w:rPr>
+          <w:rFonts w:ascii="Times New Roman" w:hAnsi="Times New Roman" w:cs="Times New Roman"/>
+        </w:rPr>
+      </w:pPr>
+      <w:r>
+        <w:rPr>
+          <w:rFonts w:ascii="Times New Roman" w:hAnsi="Times New Roman" w:cs="Times New Roman"/>
+        </w:rPr>
+        <w:t>Character &amp; enemy:</w:t>
+      </w:r>
+    </w:p>
+    <w:p>
+      <w:pPr>
+        <w:pStyle w:val="ListParagraph"/>
+        <w:numPr>
+          <w:ilvl w:val="1"/>
+          <w:numId w:val="7"/>
+        </w:numPr>
+        <w:spacing w:line="360" w:lineRule="auto"/>
+        <w:rPr>
+          <w:rFonts w:ascii="Times New Roman" w:hAnsi="Times New Roman" w:cs="Times New Roman"/>
+        </w:rPr>
+      </w:pPr>
+      <w:r>
+        <w:rPr>
+          <w:rFonts w:ascii="Times New Roman" w:hAnsi="Times New Roman" w:cs="Times New Roman"/>
+        </w:rPr>
+        <w:t>Designed all sprites with animated states (idle, walk, jump, attack, death)</w:t>
+      </w:r>
+    </w:p>
+    <w:p>
+      <w:pPr>
+        <w:pStyle w:val="ListParagraph"/>
+        <w:numPr>
+          <w:ilvl w:val="1"/>
+          <w:numId w:val="7"/>
+        </w:numPr>
+        <w:spacing w:line="360" w:lineRule="auto"/>
+        <w:rPr>
+          <w:rFonts w:ascii="Times New Roman" w:hAnsi="Times New Roman" w:cs="Times New Roman"/>
+        </w:rPr>
+      </w:pPr>
+      <w:r>
+        <w:rPr>
+          <w:rFonts w:ascii="Times New Roman" w:hAnsi="Times New Roman" w:cs="Times New Roman"/>
+        </w:rPr>
+        <w:t>Implemented all animations</w:t>
+      </w:r>
+    </w:p>
+    <w:p>
+      <w:pPr>
+        <w:pStyle w:val="ListParagraph"/>
+        <w:numPr>
+          <w:ilvl w:val="0"/>
+          <w:numId w:val="7"/>
+        </w:numPr>
+        <w:spacing w:line="360" w:lineRule="auto"/>
+        <w:rPr>
+          <w:rFonts w:ascii="Times New Roman" w:hAnsi="Times New Roman" w:cs="Times New Roman"/>
+        </w:rPr>
+      </w:pPr>
+      <w:r>
+        <w:rPr>
+          <w:rFonts w:ascii="Times New Roman" w:hAnsi="Times New Roman" w:cs="Times New Roman"/>
+        </w:rPr>
+        <w:t>Environmental tiles &amp; background art</w:t>
+      </w:r>
+      <w:r>
+        <w:rPr>
+          <w:rFonts w:ascii="Times New Roman" w:hAnsi="Times New Roman" w:cs="Times New Roman"/>
+        </w:rPr>
+        <w:t>:</w:t>
+      </w:r>
+    </w:p>
+    <w:p>
+      <w:pPr>
+        <w:pStyle w:val="ListParagraph"/>
+        <w:numPr>
+          <w:ilvl w:val="1"/>
+          <w:numId w:val="7"/>
+        </w:numPr>
+        <w:spacing w:line="360" w:lineRule="auto"/>
+        <w:rPr>
+          <w:rFonts w:ascii="Times New Roman" w:hAnsi="Times New Roman" w:cs="Times New Roman"/>
+        </w:rPr>
+      </w:pPr>
+      <w:r>
+        <w:rPr>
+          <w:rFonts w:ascii="Times New Roman" w:hAnsi="Times New Roman" w:cs="Times New Roman"/>
+        </w:rPr>
+        <w:t>Manually drew all backgrounds and tile sets</w:t>
+      </w:r>
+    </w:p>
+    <w:p>
+      <w:pPr>
+        <w:pStyle w:val="ListParagraph"/>
+        <w:numPr>
+          <w:ilvl w:val="0"/>
+          <w:numId w:val="7"/>
+        </w:numPr>
+        <w:spacing w:line="360" w:lineRule="auto"/>
+        <w:rPr>
+          <w:rFonts w:ascii="Times New Roman" w:hAnsi="Times New Roman" w:cs="Times New Roman"/>
+        </w:rPr>
+      </w:pPr>
+      <w:r>
+        <w:rPr>
+          <w:rFonts w:ascii="Times New Roman" w:hAnsi="Times New Roman" w:cs="Times New Roman"/>
+        </w:rPr>
+        <w:t>Sound &amp; Music:</w:t>
+      </w:r>
+    </w:p>
+    <w:p>
+      <w:pPr>
+        <w:pStyle w:val="ListParagraph"/>
+        <w:numPr>
+          <w:ilvl w:val="1"/>
+          <w:numId w:val="7"/>
+        </w:numPr>
+        <w:spacing w:line="360" w:lineRule="auto"/>
+        <w:rPr>
+          <w:rFonts w:ascii="Times New Roman" w:hAnsi="Times New Roman" w:cs="Times New Roman"/>
+        </w:rPr>
+      </w:pPr>
+      <w:r>
+        <w:rPr>
+          <w:rFonts w:ascii="Times New Roman" w:hAnsi="Times New Roman" w:cs="Times New Roman"/>
+        </w:rPr>
+        <w:t>Implemented all background music</w:t>
+      </w:r>
+      <w:r>
+        <w:rPr>
+          <w:rFonts w:ascii="Times New Roman" w:hAnsi="Times New Roman" w:cs="Times New Roman"/>
+        </w:rPr>
+        <w:t>, attack &amp; death sound effects</w:t>
+      </w:r>
+    </w:p>
+    <w:p>
+      <w:pPr>
+        <w:pStyle w:val="ListParagraph"/>
+        <w:numPr>
+          <w:ilvl w:val="1"/>
+          <w:numId w:val="7"/>
+        </w:numPr>
+        <w:spacing w:line="360" w:lineRule="auto"/>
+        <w:rPr>
+          <w:rFonts w:ascii="Times New Roman" w:hAnsi="Times New Roman" w:cs="Times New Roman"/>
+        </w:rPr>
+      </w:pPr>
+      <w:r>
+        <w:rPr>
+          <w:rFonts w:ascii="Times New Roman" w:hAnsi="Times New Roman" w:cs="Times New Roman"/>
+        </w:rPr>
+        <w:t>Balanced sounds volume, delay and duration</w:t>
+      </w:r>
+    </w:p>
+    <w:p>
+      <w:pPr>
+        <w:pStyle w:val="ListParagraph"/>
+        <w:numPr>
+          <w:ilvl w:val="1"/>
+          <w:numId w:val="7"/>
+        </w:numPr>
+        <w:spacing w:line="360" w:lineRule="auto"/>
+        <w:rPr>
+          <w:rFonts w:ascii="Times New Roman" w:hAnsi="Times New Roman" w:cs="Times New Roman"/>
+        </w:rPr>
+      </w:pPr>
+      <w:r>
+        <w:rPr>
+          <w:rFonts w:ascii="Times New Roman" w:hAnsi="Times New Roman" w:cs="Times New Roman"/>
+        </w:rPr>
+        <w:t>Created an ambi</w:t>
+      </w:r>
+      <w:r>
+        <w:rPr>
+          <w:rFonts w:ascii="Times New Roman" w:hAnsi="Times New Roman" w:cs="Times New Roman"/>
+        </w:rPr>
+        <w:t>ence</w:t>
+      </w:r>
+    </w:p>
+    <w:p>
+      <w:pPr>
+        <w:pStyle w:val="ListParagraph"/>
+        <w:numPr>
+          <w:ilvl w:val="0"/>
+          <w:numId w:val="7"/>
+        </w:numPr>
+        <w:spacing w:line="360" w:lineRule="auto"/>
+        <w:rPr>
+          <w:rFonts w:ascii="Times New Roman" w:hAnsi="Times New Roman" w:cs="Times New Roman"/>
+        </w:rPr>
+      </w:pPr>
+      <w:r>
+        <w:rPr>
+          <w:rFonts w:ascii="Times New Roman" w:hAnsi="Times New Roman" w:cs="Times New Roman"/>
+        </w:rPr>
+        <w:t>UI:</w:t>
+      </w:r>
+    </w:p>
+    <w:p>
+      <w:pPr>
+        <w:pStyle w:val="ListParagraph"/>
+        <w:numPr>
+          <w:ilvl w:val="1"/>
+          <w:numId w:val="7"/>
+        </w:numPr>
+        <w:spacing w:line="360" w:lineRule="auto"/>
+        <w:rPr>
+          <w:rFonts w:ascii="Times New Roman" w:hAnsi="Times New Roman" w:cs="Times New Roman"/>
+        </w:rPr>
+      </w:pPr>
+      <w:r>
+        <w:rPr>
+          <w:rFonts w:ascii="Times New Roman" w:hAnsi="Times New Roman" w:cs="Times New Roman"/>
+        </w:rPr>
+        <w:t>Designed menu, backstory, and endscene</w:t>
+      </w:r>
+    </w:p>
+    <w:p>
+      <w:pPr>
+        <w:pStyle w:val="ListParagraph"/>
+        <w:numPr>
+          <w:ilvl w:val="1"/>
+          <w:numId w:val="7"/>
+        </w:numPr>
+        <w:spacing w:line="360" w:lineRule="auto"/>
+        <w:rPr>
+          <w:rFonts w:ascii="Times New Roman" w:hAnsi="Times New Roman" w:cs="Times New Roman"/>
+        </w:rPr>
+      </w:pPr>
+      <w:r>
+        <w:rPr>
+          <w:rFonts w:ascii="Times New Roman" w:hAnsi="Times New Roman" w:cs="Times New Roman"/>
+        </w:rPr>
+        <w:t>Synced animation states with gameplay triggers provided by Stella &amp; Richard</w:t>
+      </w:r>
+    </w:p>
+    <w:p>
+      <w:pPr>
+        <w:spacing w:line="360" w:lineRule="auto"/>
+        <w:rPr>
+          <w:rFonts w:ascii="Times New Roman" w:hAnsi="Times New Roman" w:cs="Times New Roman"/>
+        </w:rPr>
+      </w:pPr>
+    </w:p>
+    <w:p>
+      <w:pPr>
+        <w:spacing w:line="360" w:lineRule="auto"/>
+        <w:rPr>
+          <w:rFonts w:ascii="Times New Roman" w:hAnsi="Times New Roman" w:cs="Times New Roman"/>
+        </w:rPr>
+      </w:pPr>
+    </w:p>
+    <w:p>
+      <w:pPr>
+        <w:spacing w:line="360" w:lineRule="auto"/>
+        <w:rPr>
+          <w:rFonts w:ascii="Times New Roman" w:hAnsi="Times New Roman" w:cs="Times New Roman"/>
+        </w:rPr>
+      </w:pPr>
+      <w:r>
+        <w:rPr>
+          <w:rFonts w:ascii="Times New Roman" w:hAnsi="Times New Roman" w:cs="Times New Roman"/>
+        </w:rPr>
+        <w:t>Collaboration workflow summary:</w:t>
+      </w:r>
+    </w:p>
+    <w:tbl>
+      <w:tblPr>
+        <w:tblStyle w:val="TableGrid"/>
+        <w:tblW w:w="9020" w:type="dxa"/>
+        <w:tblLook w:val="04A0" w:firstRow="1" w:lastRow="0" w:firstColumn="1" w:lastColumn="0" w:noHBand="0" w:noVBand="1"/>
+      </w:tblPr>
+      <w:tblGrid>
+        <w:gridCol w:w="4510"/>
+        <w:gridCol w:w="4510"/>
+      </w:tblGrid>
+      <w:tr>
+        <w:trPr>
+          <w:trHeight w:val="569"/>
+        </w:trPr>
+        <w:tc>
+          <w:tcPr>
+            <w:tcW w:w="4510" w:type="dxa"/>
+          </w:tcPr>
+          <w:p>
+            <w:pPr>
+              <w:spacing w:line="360" w:lineRule="auto"/>
+              <w:rPr>
+                <w:rFonts w:ascii="Times New Roman" w:hAnsi="Times New Roman" w:cs="Times New Roman"/>
+                <w:u w:val="single"/>
+              </w:rPr>
+            </w:pPr>
+            <w:r>
+              <w:rPr>
+                <w:rFonts w:ascii="Times New Roman" w:hAnsi="Times New Roman" w:cs="Times New Roman"/>
+                <w:u w:val="single"/>
+              </w:rPr>
+              <w:t>Task</w:t>
+            </w:r>
+          </w:p>
+        </w:tc>
+        <w:tc>
+          <w:tcPr>
+            <w:tcW w:w="4510" w:type="dxa"/>
+          </w:tcPr>
+          <w:p>
+            <w:pPr>
+              <w:spacing w:line="360" w:lineRule="auto"/>
+              <w:rPr>
+                <w:rFonts w:ascii="Times New Roman" w:hAnsi="Times New Roman" w:cs="Times New Roman"/>
+                <w:u w:val="single"/>
+              </w:rPr>
+            </w:pPr>
+            <w:r>
+              <w:rPr>
+                <w:rFonts w:ascii="Times New Roman" w:hAnsi="Times New Roman" w:cs="Times New Roman"/>
+                <w:u w:val="single"/>
+              </w:rPr>
+              <w:t>Main Contributors</w:t>
+            </w:r>
+          </w:p>
+        </w:tc>
+      </w:tr>
+      <w:tr>
+        <w:trPr>
+          <w:trHeight w:val="550"/>
+        </w:trPr>
+        <w:tc>
+          <w:tcPr>
+            <w:tcW w:w="4510" w:type="dxa"/>
+          </w:tcPr>
+          <w:p>
+            <w:pPr>
+              <w:spacing w:line="360" w:lineRule="auto"/>
+              <w:rPr>
+                <w:rFonts w:ascii="Times New Roman" w:hAnsi="Times New Roman" w:cs="Times New Roman"/>
+              </w:rPr>
+            </w:pPr>
+            <w:r>
+              <w:rPr>
+                <w:rFonts w:ascii="Times New Roman" w:hAnsi="Times New Roman" w:cs="Times New Roman"/>
+              </w:rPr>
+              <w:t>Game mechanics</w:t>
+            </w:r>
+          </w:p>
+        </w:tc>
+        <w:tc>
+          <w:tcPr>
+            <w:tcW w:w="4510" w:type="dxa"/>
+          </w:tcPr>
+          <w:p>
+            <w:pPr>
+              <w:spacing w:line="360" w:lineRule="auto"/>
+              <w:rPr>
+                <w:rFonts w:ascii="Times New Roman" w:hAnsi="Times New Roman" w:cs="Times New Roman"/>
+              </w:rPr>
+            </w:pPr>
+            <w:r>
+              <w:rPr>
+                <w:rFonts w:ascii="Times New Roman" w:hAnsi="Times New Roman" w:cs="Times New Roman"/>
+              </w:rPr>
+              <w:t>Stella &amp; Richard</w:t>
+            </w:r>
+          </w:p>
+        </w:tc>
+      </w:tr>
+      <w:tr>
+        <w:trPr>
+          <w:trHeight w:val="569"/>
+        </w:trPr>
+        <w:tc>
+          <w:tcPr>
+            <w:tcW w:w="4510" w:type="dxa"/>
+          </w:tcPr>
+          <w:p>
+            <w:pPr>
+              <w:spacing w:line="360" w:lineRule="auto"/>
+              <w:rPr>
+                <w:rFonts w:ascii="Times New Roman" w:hAnsi="Times New Roman" w:cs="Times New Roman"/>
+              </w:rPr>
+            </w:pPr>
+            <w:r>
+              <w:rPr>
+                <w:rFonts w:ascii="Times New Roman" w:hAnsi="Times New Roman" w:cs="Times New Roman"/>
+              </w:rPr>
+              <w:t xml:space="preserve">Level </w:t>
+            </w:r>
+            <w:r>
+              <w:rPr>
+                <w:rFonts w:ascii="Times New Roman" w:hAnsi="Times New Roman" w:cs="Times New Roman"/>
+              </w:rPr>
+              <w:t>layout &amp; difficulty</w:t>
+            </w:r>
+          </w:p>
+        </w:tc>
+        <w:tc>
+          <w:tcPr>
+            <w:tcW w:w="4510" w:type="dxa"/>
+          </w:tcPr>
+          <w:p>
+            <w:pPr>
+              <w:spacing w:line="360" w:lineRule="auto"/>
+              <w:rPr>
+                <w:rFonts w:ascii="Times New Roman" w:hAnsi="Times New Roman" w:cs="Times New Roman"/>
+              </w:rPr>
+            </w:pPr>
+            <w:r>
+              <w:rPr>
+                <w:rFonts w:ascii="Times New Roman" w:hAnsi="Times New Roman" w:cs="Times New Roman"/>
+              </w:rPr>
+              <w:t>Richard (+ Stella)</w:t>
+            </w:r>
+          </w:p>
+        </w:tc>
+      </w:tr>
+      <w:tr>
+        <w:trPr>
+          <w:trHeight w:val="550"/>
+        </w:trPr>
+        <w:tc>
+          <w:tcPr>
+            <w:tcW w:w="4510" w:type="dxa"/>
+          </w:tcPr>
+          <w:p>
+            <w:pPr>
+              <w:spacing w:line="360" w:lineRule="auto"/>
+              <w:rPr>
+                <w:rFonts w:ascii="Times New Roman" w:hAnsi="Times New Roman" w:cs="Times New Roman"/>
+              </w:rPr>
+            </w:pPr>
+            <w:r>
+              <w:rPr>
+                <w:rFonts w:ascii="Times New Roman" w:hAnsi="Times New Roman" w:cs="Times New Roman"/>
+              </w:rPr>
+              <w:t>Art, Audio, Animations</w:t>
+            </w:r>
+          </w:p>
+        </w:tc>
+        <w:tc>
+          <w:tcPr>
+            <w:tcW w:w="4510" w:type="dxa"/>
+          </w:tcPr>
+          <w:p>
+            <w:pPr>
+              <w:spacing w:line="360" w:lineRule="auto"/>
+              <w:rPr>
+                <w:rFonts w:ascii="Times New Roman" w:hAnsi="Times New Roman" w:cs="Times New Roman"/>
+              </w:rPr>
+            </w:pPr>
+            <w:r>
+              <w:rPr>
+                <w:rFonts w:ascii="Times New Roman" w:hAnsi="Times New Roman" w:cs="Times New Roman"/>
+              </w:rPr>
+              <w:t>Sydney</w:t>
+            </w:r>
+          </w:p>
+        </w:tc>
+      </w:tr>
+      <w:tr>
+        <w:trPr>
+          <w:trHeight w:val="550"/>
+        </w:trPr>
+        <w:tc>
+          <w:tcPr>
+            <w:tcW w:w="4510" w:type="dxa"/>
+          </w:tcPr>
+          <w:p>
+            <w:pPr>
+              <w:spacing w:line="360" w:lineRule="auto"/>
+              <w:rPr>
+                <w:rFonts w:ascii="Times New Roman" w:hAnsi="Times New Roman" w:cs="Times New Roman"/>
+              </w:rPr>
+            </w:pPr>
+            <w:r>
+              <w:rPr>
+                <w:rFonts w:ascii="Times New Roman" w:hAnsi="Times New Roman" w:cs="Times New Roman"/>
+              </w:rPr>
+              <w:t>Integration &amp; Testing</w:t>
+            </w:r>
+          </w:p>
+        </w:tc>
+        <w:tc>
+          <w:tcPr>
+            <w:tcW w:w="4510" w:type="dxa"/>
+          </w:tcPr>
+          <w:p>
+            <w:pPr>
+              <w:spacing w:line="360" w:lineRule="auto"/>
+              <w:rPr>
+                <w:rFonts w:ascii="Times New Roman" w:hAnsi="Times New Roman" w:cs="Times New Roman"/>
+              </w:rPr>
+            </w:pPr>
+            <w:r>
+              <w:rPr>
+                <w:rFonts w:ascii="Times New Roman" w:hAnsi="Times New Roman" w:cs="Times New Roman"/>
+              </w:rPr>
+              <w:t>All members</w:t>
+            </w:r>
+          </w:p>
+        </w:tc>
+      </w:tr>
+    </w:tbl>
+    <w:p>
+      <w:pPr>
+        <w:spacing w:line="360" w:lineRule="auto"/>
+        <w:rPr>
+          <w:rFonts w:ascii="Times New Roman" w:hAnsi="Times New Roman" w:cs="Times New Roman"/>
+        </w:rPr>
+      </w:pPr>
+    </w:p>
+    <w:p>
+      <w:pPr>
+        <w:pStyle w:val="ListParagraph"/>
+        <w:spacing w:line="360" w:lineRule="auto"/>
+        <w:ind w:left="1440"/>
+        <w:rPr>
+          <w:rFonts w:ascii="Times New Roman" w:hAnsi="Times New Roman" w:cs="Times New Roman"/>
+        </w:rPr>
+      </w:pPr>
+    </w:p>
+    <w:p>
+      <w:pPr>
+        <w:spacing w:line="360" w:lineRule="auto"/>
+        <w:rPr>
+          <w:rFonts w:ascii="Times New Roman" w:hAnsi="Times New Roman" w:cs="Times New Roman"/>
+        </w:rPr>
+      </w:pPr>
+    </w:p>
+    <w:p>
+      <w:pPr>
+        <w:spacing w:line="360" w:lineRule="auto"/>
+        <w:rPr>
+          <w:rFonts w:ascii="Times New Roman" w:hAnsi="Times New Roman" w:cs="Times New Roman"/>
+        </w:rPr>
+      </w:pPr>
+    </w:p>
+    <w:p>
+      <w:pPr>
+        <w:spacing w:line="360" w:lineRule="auto"/>
+        <w:rPr>
+          <w:rFonts w:ascii="Times New Roman" w:hAnsi="Times New Roman" w:cs="Times New Roman"/>
+        </w:rPr>
+      </w:pPr>
+    </w:p>
+    <w:p>
+      <w:pPr>
+        <w:spacing w:line="360" w:lineRule="auto"/>
+        <w:rPr>
+          <w:rFonts w:ascii="Times New Roman" w:hAnsi="Times New Roman" w:cs="Times New Roman"/>
+        </w:rPr>
+      </w:pPr>
     </w:p>
     <w:sectPr>
       <w:pgSz w:w="11906" w:h="16838"/>
@@ -1570,6 +3630,119 @@
       </w:rPr>
     </w:lvl>
   </w:abstractNum>
+  <w:abstractNum w:abstractNumId="6" w15:restartNumberingAfterBreak="0">
+    <w:nsid w:val="7A6B2FC1"/>
+    <w:multiLevelType w:val="hybridMultilevel"/>
+    <w:tmpl w:val="6AD4CFE4"/>
+    <w:lvl w:ilvl="0" w:tplc="700E5828">
+      <w:start w:val="3"/>
+      <w:numFmt w:val="bullet"/>
+      <w:lvlText w:val="-"/>
+      <w:lvlJc w:val="left"/>
+      <w:pPr>
+        <w:ind w:left="720" w:hanging="360"/>
+      </w:pPr>
+      <w:rPr>
+        <w:rFonts w:ascii="Times New Roman" w:eastAsiaTheme="minorHAnsi" w:hAnsi="Times New Roman" w:cs="Times New Roman" w:hint="default"/>
+      </w:rPr>
+    </w:lvl>
+    <w:lvl w:ilvl="1" w:tplc="08090003">
+      <w:start w:val="1"/>
+      <w:numFmt w:val="bullet"/>
+      <w:lvlText w:val="o"/>
+      <w:lvlJc w:val="left"/>
+      <w:pPr>
+        <w:ind w:left="1440" w:hanging="360"/>
+      </w:pPr>
+      <w:rPr>
+        <w:rFonts w:ascii="Courier New" w:hAnsi="Courier New" w:cs="Courier New" w:hint="default"/>
+      </w:rPr>
+    </w:lvl>
+    <w:lvl w:ilvl="2" w:tplc="08090005" w:tentative="1">
+      <w:start w:val="1"/>
+      <w:numFmt w:val="bullet"/>
+      <w:lvlText w:val=""/>
+      <w:lvlJc w:val="left"/>
+      <w:pPr>
+        <w:ind w:left="2160" w:hanging="360"/>
+      </w:pPr>
+      <w:rPr>
+        <w:rFonts w:ascii="Wingdings" w:hAnsi="Wingdings" w:hint="default"/>
+      </w:rPr>
+    </w:lvl>
+    <w:lvl w:ilvl="3" w:tplc="08090001" w:tentative="1">
+      <w:start w:val="1"/>
+      <w:numFmt w:val="bullet"/>
+      <w:lvlText w:val=""/>
+      <w:lvlJc w:val="left"/>
+      <w:pPr>
+        <w:ind w:left="2880" w:hanging="360"/>
+      </w:pPr>
+      <w:rPr>
+        <w:rFonts w:ascii="Symbol" w:hAnsi="Symbol" w:hint="default"/>
+      </w:rPr>
+    </w:lvl>
+    <w:lvl w:ilvl="4" w:tplc="08090003" w:tentative="1">
+      <w:start w:val="1"/>
+      <w:numFmt w:val="bullet"/>
+      <w:lvlText w:val="o"/>
+      <w:lvlJc w:val="left"/>
+      <w:pPr>
+        <w:ind w:left="3600" w:hanging="360"/>
+      </w:pPr>
+      <w:rPr>
+        <w:rFonts w:ascii="Courier New" w:hAnsi="Courier New" w:cs="Courier New" w:hint="default"/>
+      </w:rPr>
+    </w:lvl>
+    <w:lvl w:ilvl="5" w:tplc="08090005" w:tentative="1">
+      <w:start w:val="1"/>
+      <w:numFmt w:val="bullet"/>
+      <w:lvlText w:val=""/>
+      <w:lvlJc w:val="left"/>
+      <w:pPr>
+        <w:ind w:left="4320" w:hanging="360"/>
+      </w:pPr>
+      <w:rPr>
+        <w:rFonts w:ascii="Wingdings" w:hAnsi="Wingdings" w:hint="default"/>
+      </w:rPr>
+    </w:lvl>
+    <w:lvl w:ilvl="6" w:tplc="08090001" w:tentative="1">
+      <w:start w:val="1"/>
+      <w:numFmt w:val="bullet"/>
+      <w:lvlText w:val=""/>
+      <w:lvlJc w:val="left"/>
+      <w:pPr>
+        <w:ind w:left="5040" w:hanging="360"/>
+      </w:pPr>
+      <w:rPr>
+        <w:rFonts w:ascii="Symbol" w:hAnsi="Symbol" w:hint="default"/>
+      </w:rPr>
+    </w:lvl>
+    <w:lvl w:ilvl="7" w:tplc="08090003" w:tentative="1">
+      <w:start w:val="1"/>
+      <w:numFmt w:val="bullet"/>
+      <w:lvlText w:val="o"/>
+      <w:lvlJc w:val="left"/>
+      <w:pPr>
+        <w:ind w:left="5760" w:hanging="360"/>
+      </w:pPr>
+      <w:rPr>
+        <w:rFonts w:ascii="Courier New" w:hAnsi="Courier New" w:cs="Courier New" w:hint="default"/>
+      </w:rPr>
+    </w:lvl>
+    <w:lvl w:ilvl="8" w:tplc="08090005" w:tentative="1">
+      <w:start w:val="1"/>
+      <w:numFmt w:val="bullet"/>
+      <w:lvlText w:val=""/>
+      <w:lvlJc w:val="left"/>
+      <w:pPr>
+        <w:ind w:left="6480" w:hanging="360"/>
+      </w:pPr>
+      <w:rPr>
+        <w:rFonts w:ascii="Wingdings" w:hAnsi="Wingdings" w:hint="default"/>
+      </w:rPr>
+    </w:lvl>
+  </w:abstractNum>
   <w:num w:numId="1" w16cid:durableId="1365667898">
     <w:abstractNumId w:val="4"/>
   </w:num>
@@ -1587,6 +3760,9 @@
   </w:num>
   <w:num w:numId="6" w16cid:durableId="1008870534">
     <w:abstractNumId w:val="5"/>
+  </w:num>
+  <w:num w:numId="7" w16cid:durableId="33389881">
+    <w:abstractNumId w:val="6"/>
   </w:num>
 </w:numbering>
 </file>
@@ -2527,6 +4703,22 @@
       <w:shd w:val="clear" w:color="auto" w:fill="E1DFDD"/>
     </w:rPr>
   </w:style>
+  <w:style w:type="table" w:styleId="TableGrid">
+    <w:name w:val="Table Grid"/>
+    <w:basedOn w:val="TableNormal"/>
+    <w:uiPriority w:val="39"/>
+    <w:rsid w:val="00B27B1E"/>
+    <w:tblPr>
+      <w:tblBorders>
+        <w:top w:val="single" w:sz="4" w:space="0" w:color="auto"/>
+        <w:left w:val="single" w:sz="4" w:space="0" w:color="auto"/>
+        <w:bottom w:val="single" w:sz="4" w:space="0" w:color="auto"/>
+        <w:right w:val="single" w:sz="4" w:space="0" w:color="auto"/>
+        <w:insideH w:val="single" w:sz="4" w:space="0" w:color="auto"/>
+        <w:insideV w:val="single" w:sz="4" w:space="0" w:color="auto"/>
+      </w:tblBorders>
+    </w:tblPr>
+  </w:style>
 </w:styles>
 </file>
 

--- a/MistyRainforestReport.docx
+++ b/MistyRainforestReport.docx
@@ -4,6 +4,7 @@
   <w:body>
     <w:p>
       <w:pPr>
+        <w:spacing w:line="480" w:lineRule="auto"/>
         <w:jc w:val="center"/>
         <w:rPr>
           <w:rFonts w:ascii="Times New Roman" w:hAnsi="Times New Roman" w:cs="Times New Roman"/>
@@ -15,6 +16,7 @@
     </w:p>
     <w:p>
       <w:pPr>
+        <w:spacing w:line="480" w:lineRule="auto"/>
         <w:jc w:val="center"/>
         <w:rPr>
           <w:rFonts w:ascii="Times New Roman" w:hAnsi="Times New Roman" w:cs="Times New Roman"/>
@@ -26,6 +28,7 @@
     </w:p>
     <w:p>
       <w:pPr>
+        <w:spacing w:line="480" w:lineRule="auto"/>
         <w:jc w:val="center"/>
         <w:rPr>
           <w:rFonts w:ascii="Times New Roman" w:hAnsi="Times New Roman" w:cs="Times New Roman"/>
@@ -37,6 +40,7 @@
     </w:p>
     <w:p>
       <w:pPr>
+        <w:spacing w:line="480" w:lineRule="auto"/>
         <w:jc w:val="center"/>
         <w:rPr>
           <w:rFonts w:ascii="Times New Roman" w:hAnsi="Times New Roman" w:cs="Times New Roman"/>
@@ -48,6 +52,7 @@
     </w:p>
     <w:p>
       <w:pPr>
+        <w:spacing w:line="480" w:lineRule="auto"/>
         <w:jc w:val="center"/>
         <w:rPr>
           <w:rFonts w:ascii="Times New Roman" w:hAnsi="Times New Roman" w:cs="Times New Roman"/>
@@ -59,6 +64,7 @@
     </w:p>
     <w:p>
       <w:pPr>
+        <w:spacing w:line="480" w:lineRule="auto"/>
         <w:jc w:val="center"/>
         <w:rPr>
           <w:rFonts w:ascii="Times New Roman" w:hAnsi="Times New Roman" w:cs="Times New Roman"/>
@@ -70,6 +76,7 @@
     </w:p>
     <w:p>
       <w:pPr>
+        <w:spacing w:line="480" w:lineRule="auto"/>
         <w:jc w:val="center"/>
         <w:rPr>
           <w:rFonts w:ascii="Times New Roman" w:hAnsi="Times New Roman" w:cs="Times New Roman"/>
@@ -81,6 +88,7 @@
     </w:p>
     <w:p>
       <w:pPr>
+        <w:spacing w:line="480" w:lineRule="auto"/>
         <w:jc w:val="center"/>
         <w:rPr>
           <w:rFonts w:ascii="Times New Roman" w:hAnsi="Times New Roman" w:cs="Times New Roman"/>
@@ -92,6 +100,7 @@
     </w:p>
     <w:p>
       <w:pPr>
+        <w:spacing w:line="480" w:lineRule="auto"/>
         <w:jc w:val="center"/>
         <w:rPr>
           <w:rFonts w:ascii="Times New Roman" w:hAnsi="Times New Roman" w:cs="Times New Roman"/>
@@ -112,22 +121,8 @@
     </w:p>
     <w:p>
       <w:pPr>
+        <w:spacing w:line="480" w:lineRule="auto"/>
         <w:jc w:val="center"/>
-        <w:rPr>
-          <w:rFonts w:ascii="Times New Roman" w:hAnsi="Times New Roman" w:cs="Times New Roman"/>
-          <w:b/>
-          <w:bCs/>
-          <w:lang w:val="en-US"/>
-        </w:rPr>
-      </w:pPr>
-    </w:p>
-    <w:p>
-      <w:pPr>
-        <w:jc w:val="center"/>
-        <w:rPr>
-          <w:rFonts w:ascii="Times New Roman" w:hAnsi="Times New Roman" w:cs="Times New Roman"/>
-          <w:lang w:val="en-US"/>
-        </w:rPr>
       </w:pPr>
       <w:hyperlink r:id="rId5" w:history="1">
         <w:r>
@@ -136,12 +131,39 @@
             <w:rFonts w:ascii="Times New Roman" w:hAnsi="Times New Roman" w:cs="Times New Roman"/>
             <w:lang w:val="en-US"/>
           </w:rPr>
-          <w:t>https://github.com/rstoiberer/CMS320-Fall2025</w:t>
+          <w:t>https://github.com/</w:t>
+        </w:r>
+        <w:r>
+          <w:rPr>
+            <w:rStyle w:val="Hyperlink"/>
+            <w:rFonts w:ascii="Times New Roman" w:hAnsi="Times New Roman" w:cs="Times New Roman"/>
+            <w:lang w:val="en-US"/>
+          </w:rPr>
+          <w:t>r</w:t>
+        </w:r>
+        <w:r>
+          <w:rPr>
+            <w:rStyle w:val="Hyperlink"/>
+            <w:rFonts w:ascii="Times New Roman" w:hAnsi="Times New Roman" w:cs="Times New Roman"/>
+            <w:lang w:val="en-US"/>
+          </w:rPr>
+          <w:t>stoiberer/CMS320-Fall2025</w:t>
         </w:r>
       </w:hyperlink>
     </w:p>
     <w:p>
       <w:pPr>
+        <w:spacing w:line="480" w:lineRule="auto"/>
+        <w:jc w:val="center"/>
+        <w:rPr>
+          <w:rFonts w:ascii="Times New Roman" w:hAnsi="Times New Roman" w:cs="Times New Roman"/>
+          <w:lang w:val="en-US"/>
+        </w:rPr>
+      </w:pPr>
+    </w:p>
+    <w:p>
+      <w:pPr>
+        <w:spacing w:line="480" w:lineRule="auto"/>
         <w:jc w:val="center"/>
         <w:rPr>
           <w:rFonts w:ascii="Times New Roman" w:hAnsi="Times New Roman" w:cs="Times New Roman"/>
@@ -150,37 +172,24 @@
           <w:lang w:val="en-US"/>
         </w:rPr>
       </w:pPr>
-    </w:p>
-    <w:p>
-      <w:pPr>
-        <w:jc w:val="center"/>
+      <w:r>
         <w:rPr>
           <w:rFonts w:ascii="Times New Roman" w:hAnsi="Times New Roman" w:cs="Times New Roman"/>
           <w:b/>
           <w:bCs/>
           <w:lang w:val="en-US"/>
         </w:rPr>
-      </w:pPr>
-    </w:p>
-    <w:p>
-      <w:pPr>
-        <w:jc w:val="center"/>
-        <w:rPr>
-          <w:rFonts w:ascii="Times New Roman" w:hAnsi="Times New Roman" w:cs="Times New Roman"/>
-          <w:lang w:val="en-US"/>
-        </w:rPr>
-      </w:pPr>
-    </w:p>
-    <w:p>
-      <w:pPr>
-        <w:jc w:val="center"/>
+        <w:t xml:space="preserve">CMS </w:t>
+      </w:r>
+      <w:r>
         <w:rPr>
           <w:rFonts w:ascii="Times New Roman" w:hAnsi="Times New Roman" w:cs="Times New Roman"/>
           <w:b/>
           <w:bCs/>
           <w:lang w:val="en-US"/>
         </w:rPr>
-      </w:pPr>
+        <w:t>320</w:t>
+      </w:r>
       <w:r>
         <w:rPr>
           <w:rFonts w:ascii="Times New Roman" w:hAnsi="Times New Roman" w:cs="Times New Roman"/>
@@ -188,7 +197,7 @@
           <w:bCs/>
           <w:lang w:val="en-US"/>
         </w:rPr>
-        <w:t xml:space="preserve">CMS </w:t>
+        <w:t xml:space="preserve"> – </w:t>
       </w:r>
       <w:r>
         <w:rPr>
@@ -197,17 +206,20 @@
           <w:bCs/>
           <w:lang w:val="en-US"/>
         </w:rPr>
-        <w:t>320</w:t>
-      </w:r>
-      <w:r>
+        <w:t>Video Game Design</w:t>
+      </w:r>
+    </w:p>
+    <w:p>
+      <w:pPr>
+        <w:spacing w:line="480" w:lineRule="auto"/>
+        <w:jc w:val="center"/>
         <w:rPr>
           <w:rFonts w:ascii="Times New Roman" w:hAnsi="Times New Roman" w:cs="Times New Roman"/>
           <w:b/>
           <w:bCs/>
           <w:lang w:val="en-US"/>
         </w:rPr>
-        <w:t xml:space="preserve"> – </w:t>
-      </w:r>
+      </w:pPr>
       <w:r>
         <w:rPr>
           <w:rFonts w:ascii="Times New Roman" w:hAnsi="Times New Roman" w:cs="Times New Roman"/>
@@ -215,11 +227,55 @@
           <w:bCs/>
           <w:lang w:val="en-US"/>
         </w:rPr>
-        <w:t>Video Game Design</w:t>
-      </w:r>
-    </w:p>
-    <w:p>
-      <w:pPr>
+        <w:t>Instructor:</w:t>
+      </w:r>
+    </w:p>
+    <w:p>
+      <w:pPr>
+        <w:spacing w:line="480" w:lineRule="auto"/>
+        <w:jc w:val="center"/>
+        <w:rPr>
+          <w:rFonts w:ascii="Times New Roman" w:hAnsi="Times New Roman" w:cs="Times New Roman"/>
+          <w:lang w:val="en-US"/>
+        </w:rPr>
+      </w:pPr>
+      <w:r>
+        <w:rPr>
+          <w:rFonts w:ascii="Times New Roman" w:hAnsi="Times New Roman" w:cs="Times New Roman"/>
+          <w:lang w:val="en-US"/>
+        </w:rPr>
+        <w:t xml:space="preserve">Dr. </w:t>
+      </w:r>
+      <w:proofErr w:type="spellStart"/>
+      <w:r>
+        <w:rPr>
+          <w:rFonts w:ascii="Times New Roman" w:hAnsi="Times New Roman" w:cs="Times New Roman"/>
+          <w:lang w:val="en-US"/>
+        </w:rPr>
+        <w:t>Sirazum</w:t>
+      </w:r>
+      <w:proofErr w:type="spellEnd"/>
+      <w:r>
+        <w:rPr>
+          <w:rFonts w:ascii="Times New Roman" w:hAnsi="Times New Roman" w:cs="Times New Roman"/>
+          <w:lang w:val="en-US"/>
+        </w:rPr>
+        <w:t xml:space="preserve"> Munira Tisha</w:t>
+      </w:r>
+    </w:p>
+    <w:p>
+      <w:pPr>
+        <w:spacing w:line="480" w:lineRule="auto"/>
+        <w:jc w:val="center"/>
+        <w:rPr>
+          <w:rFonts w:ascii="Times New Roman" w:hAnsi="Times New Roman" w:cs="Times New Roman"/>
+          <w:lang w:val="en-US"/>
+        </w:rPr>
+      </w:pPr>
+    </w:p>
+    <w:p>
+      <w:pPr>
+        <w:spacing w:line="480" w:lineRule="auto"/>
         <w:jc w:val="center"/>
         <w:rPr>
           <w:rFonts w:ascii="Times New Roman" w:hAnsi="Times New Roman" w:cs="Times New Roman"/>
@@ -228,26 +284,15 @@
           <w:lang w:val="en-US"/>
         </w:rPr>
       </w:pPr>
-    </w:p>
-    <w:p>
-      <w:pPr>
-        <w:jc w:val="center"/>
-        <w:rPr>
-          <w:rFonts w:ascii="Times New Roman" w:hAnsi="Times New Roman" w:cs="Times New Roman"/>
-          <w:lang w:val="en-US"/>
-        </w:rPr>
-      </w:pPr>
-    </w:p>
-    <w:p>
-      <w:pPr>
-        <w:jc w:val="center"/>
+      <w:r>
         <w:rPr>
           <w:rFonts w:ascii="Times New Roman" w:hAnsi="Times New Roman" w:cs="Times New Roman"/>
           <w:b/>
           <w:bCs/>
           <w:lang w:val="en-US"/>
         </w:rPr>
-      </w:pPr>
+        <w:t>Team Members &amp; Roles</w:t>
+      </w:r>
       <w:r>
         <w:rPr>
           <w:rFonts w:ascii="Times New Roman" w:hAnsi="Times New Roman" w:cs="Times New Roman"/>
@@ -255,108 +300,12 @@
           <w:bCs/>
           <w:lang w:val="en-US"/>
         </w:rPr>
-        <w:t>Instructor:</w:t>
-      </w:r>
-    </w:p>
-    <w:p>
-      <w:pPr>
-        <w:jc w:val="center"/>
-        <w:rPr>
-          <w:rFonts w:ascii="Times New Roman" w:hAnsi="Times New Roman" w:cs="Times New Roman"/>
-          <w:lang w:val="en-US"/>
-        </w:rPr>
-      </w:pPr>
-    </w:p>
-    <w:p>
-      <w:pPr>
-        <w:jc w:val="center"/>
-        <w:rPr>
-          <w:rFonts w:ascii="Times New Roman" w:hAnsi="Times New Roman" w:cs="Times New Roman"/>
-          <w:lang w:val="en-US"/>
-        </w:rPr>
-      </w:pPr>
-      <w:r>
-        <w:rPr>
-          <w:rFonts w:ascii="Times New Roman" w:hAnsi="Times New Roman" w:cs="Times New Roman"/>
-          <w:lang w:val="en-US"/>
-        </w:rPr>
-        <w:t xml:space="preserve">Dr. </w:t>
-      </w:r>
-      <w:proofErr w:type="spellStart"/>
-      <w:r>
-        <w:rPr>
-          <w:rFonts w:ascii="Times New Roman" w:hAnsi="Times New Roman" w:cs="Times New Roman"/>
-          <w:lang w:val="en-US"/>
-        </w:rPr>
-        <w:t>Sirazum</w:t>
-      </w:r>
-      <w:proofErr w:type="spellEnd"/>
-      <w:r>
-        <w:rPr>
-          <w:rFonts w:ascii="Times New Roman" w:hAnsi="Times New Roman" w:cs="Times New Roman"/>
-          <w:lang w:val="en-US"/>
-        </w:rPr>
-        <w:t xml:space="preserve"> Munira Tisha</w:t>
-      </w:r>
-    </w:p>
-    <w:p>
-      <w:pPr>
-        <w:jc w:val="center"/>
-        <w:rPr>
-          <w:rFonts w:ascii="Times New Roman" w:hAnsi="Times New Roman" w:cs="Times New Roman"/>
-          <w:lang w:val="en-US"/>
-        </w:rPr>
-      </w:pPr>
-    </w:p>
-    <w:p>
-      <w:pPr>
-        <w:jc w:val="center"/>
-        <w:rPr>
-          <w:rFonts w:ascii="Times New Roman" w:hAnsi="Times New Roman" w:cs="Times New Roman"/>
-          <w:lang w:val="en-US"/>
-        </w:rPr>
-      </w:pPr>
-    </w:p>
-    <w:p>
-      <w:pPr>
-        <w:jc w:val="center"/>
-        <w:rPr>
-          <w:rFonts w:ascii="Times New Roman" w:hAnsi="Times New Roman" w:cs="Times New Roman"/>
-          <w:lang w:val="en-US"/>
-        </w:rPr>
-      </w:pPr>
-    </w:p>
-    <w:p>
-      <w:pPr>
-        <w:jc w:val="center"/>
-        <w:rPr>
-          <w:rFonts w:ascii="Times New Roman" w:hAnsi="Times New Roman" w:cs="Times New Roman"/>
-          <w:b/>
-          <w:bCs/>
-          <w:lang w:val="en-US"/>
-        </w:rPr>
-      </w:pPr>
-      <w:r>
-        <w:rPr>
-          <w:rFonts w:ascii="Times New Roman" w:hAnsi="Times New Roman" w:cs="Times New Roman"/>
-          <w:b/>
-          <w:bCs/>
-          <w:lang w:val="en-US"/>
-        </w:rPr>
-        <w:t>Team Members &amp; Roles:</w:t>
-      </w:r>
-    </w:p>
-    <w:p>
-      <w:pPr>
-        <w:jc w:val="center"/>
-        <w:rPr>
-          <w:rFonts w:ascii="Times New Roman" w:hAnsi="Times New Roman" w:cs="Times New Roman"/>
-          <w:lang w:val="en-US"/>
-        </w:rPr>
-      </w:pPr>
-    </w:p>
-    <w:p>
-      <w:pPr>
+        <w:t>:</w:t>
+      </w:r>
+    </w:p>
+    <w:p>
+      <w:pPr>
+        <w:spacing w:line="480" w:lineRule="auto"/>
         <w:jc w:val="center"/>
         <w:rPr>
           <w:rFonts w:ascii="Times New Roman" w:hAnsi="Times New Roman" w:cs="Times New Roman"/>
@@ -381,15 +330,7 @@
     </w:p>
     <w:p>
       <w:pPr>
-        <w:jc w:val="center"/>
-        <w:rPr>
-          <w:rFonts w:ascii="Times New Roman" w:hAnsi="Times New Roman" w:cs="Times New Roman"/>
-          <w:lang w:val="de-CH"/>
-        </w:rPr>
-      </w:pPr>
-    </w:p>
-    <w:p>
-      <w:pPr>
+        <w:spacing w:line="480" w:lineRule="auto"/>
         <w:jc w:val="center"/>
         <w:rPr>
           <w:rFonts w:ascii="Times New Roman" w:hAnsi="Times New Roman" w:cs="Times New Roman"/>
@@ -421,15 +362,7 @@
     </w:p>
     <w:p>
       <w:pPr>
-        <w:jc w:val="center"/>
-        <w:rPr>
-          <w:rFonts w:ascii="Times New Roman" w:hAnsi="Times New Roman" w:cs="Times New Roman"/>
-          <w:lang w:val="en-US"/>
-        </w:rPr>
-      </w:pPr>
-    </w:p>
-    <w:p>
-      <w:pPr>
+        <w:spacing w:line="480" w:lineRule="auto"/>
         <w:jc w:val="center"/>
         <w:rPr>
           <w:rFonts w:ascii="Times New Roman" w:hAnsi="Times New Roman" w:cs="Times New Roman"/>
@@ -461,6 +394,7 @@
     </w:p>
     <w:p>
       <w:pPr>
+        <w:spacing w:line="480" w:lineRule="auto"/>
         <w:jc w:val="center"/>
         <w:rPr>
           <w:rFonts w:ascii="Times New Roman" w:hAnsi="Times New Roman" w:cs="Times New Roman"/>
@@ -470,54 +404,38 @@
     </w:p>
     <w:p>
       <w:pPr>
+        <w:spacing w:line="480" w:lineRule="auto"/>
         <w:jc w:val="center"/>
         <w:rPr>
           <w:rFonts w:ascii="Times New Roman" w:hAnsi="Times New Roman" w:cs="Times New Roman"/>
           <w:lang w:val="en-US"/>
         </w:rPr>
       </w:pPr>
-    </w:p>
-    <w:p>
-      <w:pPr>
-        <w:jc w:val="center"/>
+      <w:r>
         <w:rPr>
           <w:rFonts w:ascii="Times New Roman" w:hAnsi="Times New Roman" w:cs="Times New Roman"/>
           <w:lang w:val="en-US"/>
         </w:rPr>
-      </w:pPr>
-    </w:p>
-    <w:p>
-      <w:pPr>
-        <w:jc w:val="center"/>
+        <w:t xml:space="preserve">December </w:t>
+      </w:r>
+      <w:r>
         <w:rPr>
           <w:rFonts w:ascii="Times New Roman" w:hAnsi="Times New Roman" w:cs="Times New Roman"/>
           <w:lang w:val="en-US"/>
         </w:rPr>
-      </w:pPr>
+        <w:t>5</w:t>
+      </w:r>
       <w:r>
         <w:rPr>
           <w:rFonts w:ascii="Times New Roman" w:hAnsi="Times New Roman" w:cs="Times New Roman"/>
           <w:lang w:val="en-US"/>
         </w:rPr>
-        <w:t xml:space="preserve">December </w:t>
-      </w:r>
-      <w:r>
-        <w:rPr>
-          <w:rFonts w:ascii="Times New Roman" w:hAnsi="Times New Roman" w:cs="Times New Roman"/>
-          <w:lang w:val="en-US"/>
-        </w:rPr>
-        <w:t>5</w:t>
-      </w:r>
-      <w:r>
-        <w:rPr>
-          <w:rFonts w:ascii="Times New Roman" w:hAnsi="Times New Roman" w:cs="Times New Roman"/>
-          <w:lang w:val="en-US"/>
-        </w:rPr>
         <w:t>, 2025</w:t>
       </w:r>
     </w:p>
     <w:p>
       <w:pPr>
+        <w:spacing w:line="480" w:lineRule="auto"/>
         <w:rPr>
           <w:rFonts w:ascii="Times New Roman" w:hAnsi="Times New Roman" w:cs="Times New Roman"/>
           <w:lang w:val="en-US"/>
@@ -775,7 +693,7 @@
           <w:ilvl w:val="0"/>
           <w:numId w:val="6"/>
         </w:numPr>
-        <w:spacing w:line="360" w:lineRule="auto"/>
+        <w:spacing w:line="480" w:lineRule="auto"/>
         <w:rPr>
           <w:rFonts w:ascii="Times New Roman" w:hAnsi="Times New Roman" w:cs="Times New Roman"/>
         </w:rPr>
@@ -794,7 +712,7 @@
           <w:ilvl w:val="0"/>
           <w:numId w:val="6"/>
         </w:numPr>
-        <w:spacing w:line="360" w:lineRule="auto"/>
+        <w:spacing w:line="480" w:lineRule="auto"/>
         <w:rPr>
           <w:rFonts w:ascii="Times New Roman" w:hAnsi="Times New Roman" w:cs="Times New Roman"/>
         </w:rPr>
@@ -813,7 +731,7 @@
           <w:ilvl w:val="0"/>
           <w:numId w:val="6"/>
         </w:numPr>
-        <w:spacing w:line="360" w:lineRule="auto"/>
+        <w:spacing w:line="480" w:lineRule="auto"/>
         <w:rPr>
           <w:rFonts w:ascii="Times New Roman" w:hAnsi="Times New Roman" w:cs="Times New Roman"/>
         </w:rPr>
@@ -832,7 +750,7 @@
           <w:ilvl w:val="0"/>
           <w:numId w:val="6"/>
         </w:numPr>
-        <w:spacing w:line="360" w:lineRule="auto"/>
+        <w:spacing w:line="480" w:lineRule="auto"/>
         <w:rPr>
           <w:rFonts w:ascii="Times New Roman" w:hAnsi="Times New Roman" w:cs="Times New Roman"/>
         </w:rPr>
@@ -846,7 +764,7 @@
     </w:p>
     <w:p>
       <w:pPr>
-        <w:spacing w:line="360" w:lineRule="auto"/>
+        <w:spacing w:line="480" w:lineRule="auto"/>
         <w:rPr>
           <w:rFonts w:ascii="Times New Roman" w:hAnsi="Times New Roman" w:cs="Times New Roman"/>
         </w:rPr>
@@ -859,21 +777,22 @@
           <w:ilvl w:val="0"/>
           <w:numId w:val="1"/>
         </w:numPr>
-        <w:spacing w:line="360" w:lineRule="auto"/>
-        <w:rPr>
-          <w:rFonts w:ascii="Times New Roman" w:hAnsi="Times New Roman" w:cs="Times New Roman"/>
-        </w:rPr>
-      </w:pPr>
-      <w:r>
-        <w:rPr>
-          <w:rFonts w:ascii="Times New Roman" w:hAnsi="Times New Roman" w:cs="Times New Roman"/>
-        </w:rPr>
+        <w:spacing w:line="480" w:lineRule="auto"/>
+        <w:rPr>
+          <w:rFonts w:ascii="Times New Roman" w:hAnsi="Times New Roman" w:cs="Times New Roman"/>
+        </w:rPr>
+      </w:pPr>
+      <w:r>
+        <w:rPr>
+          <w:rFonts w:ascii="Times New Roman" w:hAnsi="Times New Roman" w:cs="Times New Roman"/>
+        </w:rPr>
+        <w:lastRenderedPageBreak/>
         <w:t xml:space="preserve"> Controls</w:t>
       </w:r>
     </w:p>
     <w:p>
       <w:pPr>
-        <w:spacing w:line="360" w:lineRule="auto"/>
+        <w:spacing w:line="480" w:lineRule="auto"/>
         <w:rPr>
           <w:rFonts w:ascii="Times New Roman" w:hAnsi="Times New Roman" w:cs="Times New Roman"/>
         </w:rPr>
@@ -887,22 +806,21 @@
     </w:p>
     <w:p>
       <w:pPr>
-        <w:spacing w:line="360" w:lineRule="auto"/>
-        <w:rPr>
-          <w:rFonts w:ascii="Times New Roman" w:hAnsi="Times New Roman" w:cs="Times New Roman"/>
-        </w:rPr>
-      </w:pPr>
-      <w:r>
-        <w:rPr>
-          <w:rFonts w:ascii="Times New Roman" w:hAnsi="Times New Roman" w:cs="Times New Roman"/>
-        </w:rPr>
-        <w:lastRenderedPageBreak/>
+        <w:spacing w:line="480" w:lineRule="auto"/>
+        <w:rPr>
+          <w:rFonts w:ascii="Times New Roman" w:hAnsi="Times New Roman" w:cs="Times New Roman"/>
+        </w:rPr>
+      </w:pPr>
+      <w:r>
+        <w:rPr>
+          <w:rFonts w:ascii="Times New Roman" w:hAnsi="Times New Roman" w:cs="Times New Roman"/>
+        </w:rPr>
         <w:t>Jump: space bar</w:t>
       </w:r>
     </w:p>
     <w:p>
       <w:pPr>
-        <w:spacing w:line="360" w:lineRule="auto"/>
+        <w:spacing w:line="480" w:lineRule="auto"/>
         <w:rPr>
           <w:rFonts w:ascii="Times New Roman" w:hAnsi="Times New Roman" w:cs="Times New Roman"/>
         </w:rPr>
@@ -916,7 +834,7 @@
     </w:p>
     <w:p>
       <w:pPr>
-        <w:spacing w:line="360" w:lineRule="auto"/>
+        <w:spacing w:line="480" w:lineRule="auto"/>
         <w:rPr>
           <w:rFonts w:ascii="Times New Roman" w:hAnsi="Times New Roman" w:cs="Times New Roman"/>
         </w:rPr>
@@ -930,15 +848,7 @@
     </w:p>
     <w:p>
       <w:pPr>
-        <w:spacing w:line="360" w:lineRule="auto"/>
-        <w:rPr>
-          <w:rFonts w:ascii="Times New Roman" w:hAnsi="Times New Roman" w:cs="Times New Roman"/>
-        </w:rPr>
-      </w:pPr>
-    </w:p>
-    <w:p>
-      <w:pPr>
-        <w:spacing w:line="360" w:lineRule="auto"/>
+        <w:spacing w:line="480" w:lineRule="auto"/>
         <w:rPr>
           <w:rFonts w:ascii="Times New Roman" w:hAnsi="Times New Roman" w:cs="Times New Roman"/>
         </w:rPr>
@@ -952,7 +862,7 @@
     </w:p>
     <w:p>
       <w:pPr>
-        <w:spacing w:line="360" w:lineRule="auto"/>
+        <w:spacing w:line="480" w:lineRule="auto"/>
         <w:rPr>
           <w:rFonts w:ascii="Times New Roman" w:hAnsi="Times New Roman" w:cs="Times New Roman"/>
         </w:rPr>
@@ -965,7 +875,7 @@
           <w:ilvl w:val="0"/>
           <w:numId w:val="1"/>
         </w:numPr>
-        <w:spacing w:line="360" w:lineRule="auto"/>
+        <w:spacing w:line="480" w:lineRule="auto"/>
         <w:rPr>
           <w:rFonts w:ascii="Times New Roman" w:hAnsi="Times New Roman" w:cs="Times New Roman"/>
         </w:rPr>
@@ -979,7 +889,7 @@
     </w:p>
     <w:p>
       <w:pPr>
-        <w:spacing w:line="360" w:lineRule="auto"/>
+        <w:spacing w:line="480" w:lineRule="auto"/>
         <w:rPr>
           <w:rFonts w:ascii="Times New Roman" w:hAnsi="Times New Roman" w:cs="Times New Roman"/>
         </w:rPr>
@@ -993,7 +903,7 @@
     </w:p>
     <w:p>
       <w:pPr>
-        <w:spacing w:line="360" w:lineRule="auto"/>
+        <w:spacing w:line="480" w:lineRule="auto"/>
         <w:rPr>
           <w:rFonts w:ascii="Times New Roman" w:hAnsi="Times New Roman" w:cs="Times New Roman"/>
         </w:rPr>
@@ -1006,7 +916,7 @@
           <w:ilvl w:val="0"/>
           <w:numId w:val="1"/>
         </w:numPr>
-        <w:spacing w:line="360" w:lineRule="auto"/>
+        <w:spacing w:line="480" w:lineRule="auto"/>
         <w:rPr>
           <w:rFonts w:ascii="Times New Roman" w:hAnsi="Times New Roman" w:cs="Times New Roman"/>
         </w:rPr>
@@ -1020,7 +930,7 @@
     </w:p>
     <w:p>
       <w:pPr>
-        <w:spacing w:line="360" w:lineRule="auto"/>
+        <w:spacing w:line="480" w:lineRule="auto"/>
         <w:rPr>
           <w:rFonts w:ascii="Times New Roman" w:hAnsi="Times New Roman" w:cs="Times New Roman"/>
         </w:rPr>
@@ -1034,7 +944,7 @@
     </w:p>
     <w:p>
       <w:pPr>
-        <w:spacing w:line="360" w:lineRule="auto"/>
+        <w:spacing w:line="480" w:lineRule="auto"/>
         <w:rPr>
           <w:rFonts w:ascii="Times New Roman" w:hAnsi="Times New Roman" w:cs="Times New Roman"/>
         </w:rPr>
@@ -1048,43 +958,37 @@
     </w:p>
     <w:p>
       <w:pPr>
-        <w:spacing w:line="360" w:lineRule="auto"/>
-        <w:rPr>
-          <w:rFonts w:ascii="Times New Roman" w:hAnsi="Times New Roman" w:cs="Times New Roman"/>
-        </w:rPr>
-      </w:pPr>
-      <w:r>
-        <w:rPr>
-          <w:rFonts w:ascii="Times New Roman" w:hAnsi="Times New Roman" w:cs="Times New Roman"/>
-        </w:rPr>
-        <w:t>Richard Stoiberer:</w:t>
-      </w:r>
-      <w:r>
-        <w:rPr>
-          <w:rFonts w:ascii="Times New Roman" w:hAnsi="Times New Roman" w:cs="Times New Roman"/>
-        </w:rPr>
-        <w:t xml:space="preserve"> level &amp; game design, project vision, core mechanics</w:t>
-      </w:r>
-    </w:p>
-    <w:p>
-      <w:pPr>
-        <w:spacing w:line="360" w:lineRule="auto"/>
-        <w:rPr>
-          <w:rFonts w:ascii="Times New Roman" w:hAnsi="Times New Roman" w:cs="Times New Roman"/>
-        </w:rPr>
-      </w:pPr>
-    </w:p>
-    <w:p>
-      <w:pPr>
-        <w:spacing w:line="360" w:lineRule="auto"/>
-        <w:rPr>
-          <w:rFonts w:ascii="Times New Roman" w:hAnsi="Times New Roman" w:cs="Times New Roman"/>
-        </w:rPr>
-      </w:pPr>
-    </w:p>
-    <w:p>
-      <w:pPr>
-        <w:spacing w:line="360" w:lineRule="auto"/>
+        <w:spacing w:line="480" w:lineRule="auto"/>
+        <w:rPr>
+          <w:rFonts w:ascii="Times New Roman" w:hAnsi="Times New Roman" w:cs="Times New Roman"/>
+        </w:rPr>
+      </w:pPr>
+      <w:r>
+        <w:rPr>
+          <w:rFonts w:ascii="Times New Roman" w:hAnsi="Times New Roman" w:cs="Times New Roman"/>
+        </w:rPr>
+        <w:t>Richard Stoiberer: level &amp; game design, project vision, core mechanics</w:t>
+      </w:r>
+    </w:p>
+    <w:p>
+      <w:pPr>
+        <w:spacing w:line="480" w:lineRule="auto"/>
+        <w:rPr>
+          <w:rFonts w:ascii="Times New Roman" w:hAnsi="Times New Roman" w:cs="Times New Roman"/>
+        </w:rPr>
+      </w:pPr>
+    </w:p>
+    <w:p>
+      <w:pPr>
+        <w:spacing w:line="480" w:lineRule="auto"/>
+        <w:rPr>
+          <w:rFonts w:ascii="Times New Roman" w:hAnsi="Times New Roman" w:cs="Times New Roman"/>
+        </w:rPr>
+      </w:pPr>
+    </w:p>
+    <w:p>
+      <w:pPr>
+        <w:spacing w:line="480" w:lineRule="auto"/>
         <w:rPr>
           <w:rFonts w:ascii="Times New Roman" w:hAnsi="Times New Roman" w:cs="Times New Roman"/>
           <w:u w:val="single"/>
@@ -1100,7 +1004,7 @@
     </w:p>
     <w:p>
       <w:pPr>
-        <w:spacing w:line="360" w:lineRule="auto"/>
+        <w:spacing w:line="480" w:lineRule="auto"/>
         <w:rPr>
           <w:rFonts w:ascii="Times New Roman" w:hAnsi="Times New Roman" w:cs="Times New Roman"/>
         </w:rPr>
@@ -1131,7 +1035,7 @@
           <w:ilvl w:val="0"/>
           <w:numId w:val="7"/>
         </w:numPr>
-        <w:spacing w:line="360" w:lineRule="auto"/>
+        <w:spacing w:line="480" w:lineRule="auto"/>
         <w:rPr>
           <w:rFonts w:ascii="Times New Roman" w:hAnsi="Times New Roman" w:cs="Times New Roman"/>
         </w:rPr>
@@ -1150,7 +1054,7 @@
           <w:ilvl w:val="1"/>
           <w:numId w:val="7"/>
         </w:numPr>
-        <w:spacing w:line="360" w:lineRule="auto"/>
+        <w:spacing w:line="480" w:lineRule="auto"/>
         <w:rPr>
           <w:rFonts w:ascii="Times New Roman" w:hAnsi="Times New Roman" w:cs="Times New Roman"/>
         </w:rPr>
@@ -1181,7 +1085,7 @@
           <w:ilvl w:val="1"/>
           <w:numId w:val="7"/>
         </w:numPr>
-        <w:spacing w:line="360" w:lineRule="auto"/>
+        <w:spacing w:line="480" w:lineRule="auto"/>
         <w:rPr>
           <w:rFonts w:ascii="Times New Roman" w:hAnsi="Times New Roman" w:cs="Times New Roman"/>
         </w:rPr>
@@ -1200,15 +1104,16 @@
           <w:ilvl w:val="0"/>
           <w:numId w:val="7"/>
         </w:numPr>
-        <w:spacing w:line="360" w:lineRule="auto"/>
-        <w:rPr>
-          <w:rFonts w:ascii="Times New Roman" w:hAnsi="Times New Roman" w:cs="Times New Roman"/>
-        </w:rPr>
-      </w:pPr>
-      <w:r>
-        <w:rPr>
-          <w:rFonts w:ascii="Times New Roman" w:hAnsi="Times New Roman" w:cs="Times New Roman"/>
-        </w:rPr>
+        <w:spacing w:line="480" w:lineRule="auto"/>
+        <w:rPr>
+          <w:rFonts w:ascii="Times New Roman" w:hAnsi="Times New Roman" w:cs="Times New Roman"/>
+        </w:rPr>
+      </w:pPr>
+      <w:r>
+        <w:rPr>
+          <w:rFonts w:ascii="Times New Roman" w:hAnsi="Times New Roman" w:cs="Times New Roman"/>
+        </w:rPr>
+        <w:lastRenderedPageBreak/>
         <w:t>Combat &amp;  Spear attack</w:t>
       </w:r>
     </w:p>
@@ -1219,7 +1124,7 @@
           <w:ilvl w:val="1"/>
           <w:numId w:val="7"/>
         </w:numPr>
-        <w:spacing w:line="360" w:lineRule="auto"/>
+        <w:spacing w:line="480" w:lineRule="auto"/>
         <w:rPr>
           <w:rFonts w:ascii="Times New Roman" w:hAnsi="Times New Roman" w:cs="Times New Roman"/>
         </w:rPr>
@@ -1238,7 +1143,7 @@
           <w:ilvl w:val="1"/>
           <w:numId w:val="7"/>
         </w:numPr>
-        <w:spacing w:line="360" w:lineRule="auto"/>
+        <w:spacing w:line="480" w:lineRule="auto"/>
         <w:rPr>
           <w:rFonts w:ascii="Times New Roman" w:hAnsi="Times New Roman" w:cs="Times New Roman"/>
         </w:rPr>
@@ -1257,7 +1162,7 @@
           <w:ilvl w:val="0"/>
           <w:numId w:val="7"/>
         </w:numPr>
-        <w:spacing w:line="360" w:lineRule="auto"/>
+        <w:spacing w:line="480" w:lineRule="auto"/>
         <w:rPr>
           <w:rFonts w:ascii="Times New Roman" w:hAnsi="Times New Roman" w:cs="Times New Roman"/>
         </w:rPr>
@@ -1282,7 +1187,7 @@
           <w:ilvl w:val="1"/>
           <w:numId w:val="7"/>
         </w:numPr>
-        <w:spacing w:line="360" w:lineRule="auto"/>
+        <w:spacing w:line="480" w:lineRule="auto"/>
         <w:rPr>
           <w:rFonts w:ascii="Times New Roman" w:hAnsi="Times New Roman" w:cs="Times New Roman"/>
         </w:rPr>
@@ -1301,7 +1206,7 @@
           <w:ilvl w:val="1"/>
           <w:numId w:val="7"/>
         </w:numPr>
-        <w:spacing w:line="360" w:lineRule="auto"/>
+        <w:spacing w:line="480" w:lineRule="auto"/>
         <w:rPr>
           <w:rFonts w:ascii="Times New Roman" w:hAnsi="Times New Roman" w:cs="Times New Roman"/>
         </w:rPr>
@@ -1344,7 +1249,7 @@
           <w:ilvl w:val="0"/>
           <w:numId w:val="7"/>
         </w:numPr>
-        <w:spacing w:line="360" w:lineRule="auto"/>
+        <w:spacing w:line="480" w:lineRule="auto"/>
         <w:rPr>
           <w:rFonts w:ascii="Times New Roman" w:hAnsi="Times New Roman" w:cs="Times New Roman"/>
         </w:rPr>
@@ -1363,7 +1268,7 @@
           <w:ilvl w:val="1"/>
           <w:numId w:val="7"/>
         </w:numPr>
-        <w:spacing w:line="360" w:lineRule="auto"/>
+        <w:spacing w:line="480" w:lineRule="auto"/>
         <w:rPr>
           <w:rFonts w:ascii="Times New Roman" w:hAnsi="Times New Roman" w:cs="Times New Roman"/>
         </w:rPr>
@@ -1400,7 +1305,7 @@
           <w:ilvl w:val="0"/>
           <w:numId w:val="7"/>
         </w:numPr>
-        <w:spacing w:line="360" w:lineRule="auto"/>
+        <w:spacing w:line="480" w:lineRule="auto"/>
         <w:rPr>
           <w:rFonts w:ascii="Times New Roman" w:hAnsi="Times New Roman" w:cs="Times New Roman"/>
         </w:rPr>
@@ -1419,16 +1324,15 @@
           <w:ilvl w:val="1"/>
           <w:numId w:val="7"/>
         </w:numPr>
-        <w:spacing w:line="360" w:lineRule="auto"/>
-        <w:rPr>
-          <w:rFonts w:ascii="Times New Roman" w:hAnsi="Times New Roman" w:cs="Times New Roman"/>
-        </w:rPr>
-      </w:pPr>
-      <w:r>
-        <w:rPr>
-          <w:rFonts w:ascii="Times New Roman" w:hAnsi="Times New Roman" w:cs="Times New Roman"/>
-        </w:rPr>
-        <w:lastRenderedPageBreak/>
+        <w:spacing w:line="480" w:lineRule="auto"/>
+        <w:rPr>
+          <w:rFonts w:ascii="Times New Roman" w:hAnsi="Times New Roman" w:cs="Times New Roman"/>
+        </w:rPr>
+      </w:pPr>
+      <w:r>
+        <w:rPr>
+          <w:rFonts w:ascii="Times New Roman" w:hAnsi="Times New Roman" w:cs="Times New Roman"/>
+        </w:rPr>
         <w:t>One-hit death system resets player to Level 1</w:t>
       </w:r>
     </w:p>
@@ -1439,7 +1343,7 @@
           <w:ilvl w:val="1"/>
           <w:numId w:val="7"/>
         </w:numPr>
-        <w:spacing w:line="360" w:lineRule="auto"/>
+        <w:spacing w:line="480" w:lineRule="auto"/>
         <w:rPr>
           <w:rFonts w:ascii="Times New Roman" w:hAnsi="Times New Roman" w:cs="Times New Roman"/>
         </w:rPr>
@@ -1458,7 +1362,7 @@
           <w:ilvl w:val="0"/>
           <w:numId w:val="7"/>
         </w:numPr>
-        <w:spacing w:line="360" w:lineRule="auto"/>
+        <w:spacing w:line="480" w:lineRule="auto"/>
         <w:rPr>
           <w:rFonts w:ascii="Times New Roman" w:hAnsi="Times New Roman" w:cs="Times New Roman"/>
         </w:rPr>
@@ -1477,7 +1381,7 @@
           <w:ilvl w:val="1"/>
           <w:numId w:val="7"/>
         </w:numPr>
-        <w:spacing w:line="360" w:lineRule="auto"/>
+        <w:spacing w:line="480" w:lineRule="auto"/>
         <w:rPr>
           <w:rFonts w:ascii="Times New Roman" w:hAnsi="Times New Roman" w:cs="Times New Roman"/>
         </w:rPr>
@@ -1496,7 +1400,7 @@
           <w:ilvl w:val="1"/>
           <w:numId w:val="7"/>
         </w:numPr>
-        <w:spacing w:line="360" w:lineRule="auto"/>
+        <w:spacing w:line="480" w:lineRule="auto"/>
         <w:rPr>
           <w:rFonts w:ascii="Times New Roman" w:hAnsi="Times New Roman" w:cs="Times New Roman"/>
         </w:rPr>
@@ -1515,7 +1419,7 @@
           <w:ilvl w:val="1"/>
           <w:numId w:val="7"/>
         </w:numPr>
-        <w:spacing w:line="360" w:lineRule="auto"/>
+        <w:spacing w:line="480" w:lineRule="auto"/>
         <w:rPr>
           <w:rFonts w:ascii="Times New Roman" w:hAnsi="Times New Roman" w:cs="Times New Roman"/>
         </w:rPr>
@@ -1529,15 +1433,15 @@
     </w:p>
     <w:p>
       <w:pPr>
-        <w:spacing w:line="360" w:lineRule="auto"/>
-        <w:rPr>
-          <w:rFonts w:ascii="Times New Roman" w:hAnsi="Times New Roman" w:cs="Times New Roman"/>
-        </w:rPr>
-      </w:pPr>
-    </w:p>
-    <w:p>
-      <w:pPr>
-        <w:spacing w:line="360" w:lineRule="auto"/>
+        <w:spacing w:line="480" w:lineRule="auto"/>
+        <w:rPr>
+          <w:rFonts w:ascii="Times New Roman" w:hAnsi="Times New Roman" w:cs="Times New Roman"/>
+        </w:rPr>
+      </w:pPr>
+    </w:p>
+    <w:p>
+      <w:pPr>
+        <w:spacing w:line="480" w:lineRule="auto"/>
         <w:rPr>
           <w:rFonts w:ascii="Times New Roman" w:hAnsi="Times New Roman" w:cs="Times New Roman"/>
         </w:rPr>
@@ -1570,7 +1474,7 @@
           </w:tcPr>
           <w:p>
             <w:pPr>
-              <w:spacing w:line="360" w:lineRule="auto"/>
+              <w:spacing w:line="480" w:lineRule="auto"/>
               <w:rPr>
                 <w:rFonts w:ascii="Times New Roman" w:hAnsi="Times New Roman" w:cs="Times New Roman"/>
                 <w:u w:val="single"/>
@@ -1591,7 +1495,7 @@
           </w:tcPr>
           <w:p>
             <w:pPr>
-              <w:spacing w:line="360" w:lineRule="auto"/>
+              <w:spacing w:line="480" w:lineRule="auto"/>
               <w:rPr>
                 <w:rFonts w:ascii="Times New Roman" w:hAnsi="Times New Roman" w:cs="Times New Roman"/>
                 <w:u w:val="single"/>
@@ -1612,7 +1516,7 @@
           </w:tcPr>
           <w:p>
             <w:pPr>
-              <w:spacing w:line="360" w:lineRule="auto"/>
+              <w:spacing w:line="480" w:lineRule="auto"/>
               <w:rPr>
                 <w:rFonts w:ascii="Times New Roman" w:hAnsi="Times New Roman" w:cs="Times New Roman"/>
                 <w:u w:val="single"/>
@@ -1638,7 +1542,7 @@
           </w:tcPr>
           <w:p>
             <w:pPr>
-              <w:spacing w:line="360" w:lineRule="auto"/>
+              <w:spacing w:line="480" w:lineRule="auto"/>
               <w:rPr>
                 <w:rFonts w:ascii="Times New Roman" w:hAnsi="Times New Roman" w:cs="Times New Roman"/>
               </w:rPr>
@@ -1657,7 +1561,7 @@
           </w:tcPr>
           <w:p>
             <w:pPr>
-              <w:spacing w:line="360" w:lineRule="auto"/>
+              <w:spacing w:line="480" w:lineRule="auto"/>
               <w:rPr>
                 <w:rFonts w:ascii="Times New Roman" w:hAnsi="Times New Roman" w:cs="Times New Roman"/>
               </w:rPr>
@@ -1676,7 +1580,7 @@
           </w:tcPr>
           <w:p>
             <w:pPr>
-              <w:spacing w:line="360" w:lineRule="auto"/>
+              <w:spacing w:line="480" w:lineRule="auto"/>
               <w:rPr>
                 <w:rFonts w:ascii="Times New Roman" w:hAnsi="Times New Roman" w:cs="Times New Roman"/>
               </w:rPr>
@@ -1700,7 +1604,7 @@
           </w:tcPr>
           <w:p>
             <w:pPr>
-              <w:spacing w:line="360" w:lineRule="auto"/>
+              <w:spacing w:line="480" w:lineRule="auto"/>
               <w:rPr>
                 <w:rFonts w:ascii="Times New Roman" w:hAnsi="Times New Roman" w:cs="Times New Roman"/>
               </w:rPr>
@@ -1719,7 +1623,7 @@
           </w:tcPr>
           <w:p>
             <w:pPr>
-              <w:spacing w:line="360" w:lineRule="auto"/>
+              <w:spacing w:line="480" w:lineRule="auto"/>
               <w:rPr>
                 <w:rFonts w:ascii="Times New Roman" w:hAnsi="Times New Roman" w:cs="Times New Roman"/>
               </w:rPr>
@@ -1738,7 +1642,7 @@
           </w:tcPr>
           <w:p>
             <w:pPr>
-              <w:spacing w:line="360" w:lineRule="auto"/>
+              <w:spacing w:line="480" w:lineRule="auto"/>
               <w:rPr>
                 <w:rFonts w:ascii="Times New Roman" w:hAnsi="Times New Roman" w:cs="Times New Roman"/>
               </w:rPr>
@@ -1762,7 +1666,7 @@
           </w:tcPr>
           <w:p>
             <w:pPr>
-              <w:spacing w:line="360" w:lineRule="auto"/>
+              <w:spacing w:line="480" w:lineRule="auto"/>
               <w:rPr>
                 <w:rFonts w:ascii="Times New Roman" w:hAnsi="Times New Roman" w:cs="Times New Roman"/>
               </w:rPr>
@@ -1793,7 +1697,7 @@
           </w:tcPr>
           <w:p>
             <w:pPr>
-              <w:spacing w:line="360" w:lineRule="auto"/>
+              <w:spacing w:line="480" w:lineRule="auto"/>
               <w:rPr>
                 <w:rFonts w:ascii="Times New Roman" w:hAnsi="Times New Roman" w:cs="Times New Roman"/>
               </w:rPr>
@@ -1812,7 +1716,7 @@
           </w:tcPr>
           <w:p>
             <w:pPr>
-              <w:spacing w:line="360" w:lineRule="auto"/>
+              <w:spacing w:line="480" w:lineRule="auto"/>
               <w:rPr>
                 <w:rFonts w:ascii="Times New Roman" w:hAnsi="Times New Roman" w:cs="Times New Roman"/>
               </w:rPr>
@@ -1836,7 +1740,7 @@
           </w:tcPr>
           <w:p>
             <w:pPr>
-              <w:spacing w:line="360" w:lineRule="auto"/>
+              <w:spacing w:line="480" w:lineRule="auto"/>
               <w:rPr>
                 <w:rFonts w:ascii="Times New Roman" w:hAnsi="Times New Roman" w:cs="Times New Roman"/>
               </w:rPr>
@@ -1855,7 +1759,7 @@
           </w:tcPr>
           <w:p>
             <w:pPr>
-              <w:spacing w:line="360" w:lineRule="auto"/>
+              <w:spacing w:line="480" w:lineRule="auto"/>
               <w:rPr>
                 <w:rFonts w:ascii="Times New Roman" w:hAnsi="Times New Roman" w:cs="Times New Roman"/>
               </w:rPr>
@@ -1874,7 +1778,7 @@
           </w:tcPr>
           <w:p>
             <w:pPr>
-              <w:spacing w:line="360" w:lineRule="auto"/>
+              <w:spacing w:line="480" w:lineRule="auto"/>
               <w:rPr>
                 <w:rFonts w:ascii="Times New Roman" w:hAnsi="Times New Roman" w:cs="Times New Roman"/>
               </w:rPr>
@@ -1898,7 +1802,7 @@
           </w:tcPr>
           <w:p>
             <w:pPr>
-              <w:spacing w:line="360" w:lineRule="auto"/>
+              <w:spacing w:line="480" w:lineRule="auto"/>
               <w:rPr>
                 <w:rFonts w:ascii="Times New Roman" w:hAnsi="Times New Roman" w:cs="Times New Roman"/>
               </w:rPr>
@@ -1917,7 +1821,7 @@
           </w:tcPr>
           <w:p>
             <w:pPr>
-              <w:spacing w:line="360" w:lineRule="auto"/>
+              <w:spacing w:line="480" w:lineRule="auto"/>
               <w:rPr>
                 <w:rFonts w:ascii="Times New Roman" w:hAnsi="Times New Roman" w:cs="Times New Roman"/>
               </w:rPr>
@@ -1936,7 +1840,7 @@
           </w:tcPr>
           <w:p>
             <w:pPr>
-              <w:spacing w:line="360" w:lineRule="auto"/>
+              <w:spacing w:line="480" w:lineRule="auto"/>
               <w:rPr>
                 <w:rFonts w:ascii="Times New Roman" w:hAnsi="Times New Roman" w:cs="Times New Roman"/>
               </w:rPr>
@@ -1960,7 +1864,7 @@
           </w:tcPr>
           <w:p>
             <w:pPr>
-              <w:spacing w:line="360" w:lineRule="auto"/>
+              <w:spacing w:line="480" w:lineRule="auto"/>
               <w:rPr>
                 <w:rFonts w:ascii="Times New Roman" w:hAnsi="Times New Roman" w:cs="Times New Roman"/>
               </w:rPr>
@@ -1979,7 +1883,7 @@
           </w:tcPr>
           <w:p>
             <w:pPr>
-              <w:spacing w:line="360" w:lineRule="auto"/>
+              <w:spacing w:line="480" w:lineRule="auto"/>
               <w:rPr>
                 <w:rFonts w:ascii="Times New Roman" w:hAnsi="Times New Roman" w:cs="Times New Roman"/>
               </w:rPr>
@@ -1998,7 +1902,7 @@
           </w:tcPr>
           <w:p>
             <w:pPr>
-              <w:spacing w:line="360" w:lineRule="auto"/>
+              <w:spacing w:line="480" w:lineRule="auto"/>
               <w:rPr>
                 <w:rFonts w:ascii="Times New Roman" w:hAnsi="Times New Roman" w:cs="Times New Roman"/>
               </w:rPr>
@@ -2015,31 +1919,16 @@
     </w:tbl>
     <w:p>
       <w:pPr>
-        <w:spacing w:line="360" w:lineRule="auto"/>
-        <w:rPr>
-          <w:rFonts w:ascii="Times New Roman" w:hAnsi="Times New Roman" w:cs="Times New Roman"/>
-        </w:rPr>
-      </w:pPr>
-    </w:p>
-    <w:p>
-      <w:pPr>
-        <w:spacing w:line="360" w:lineRule="auto"/>
-        <w:rPr>
-          <w:rFonts w:ascii="Times New Roman" w:hAnsi="Times New Roman" w:cs="Times New Roman"/>
-        </w:rPr>
-      </w:pPr>
-    </w:p>
-    <w:p>
-      <w:pPr>
-        <w:spacing w:line="360" w:lineRule="auto"/>
-        <w:rPr>
-          <w:rFonts w:ascii="Times New Roman" w:hAnsi="Times New Roman" w:cs="Times New Roman"/>
-        </w:rPr>
-      </w:pPr>
-      <w:r>
-        <w:rPr>
-          <w:rFonts w:ascii="Times New Roman" w:hAnsi="Times New Roman" w:cs="Times New Roman"/>
-        </w:rPr>
+        <w:spacing w:line="480" w:lineRule="auto"/>
+        <w:rPr>
+          <w:rFonts w:ascii="Times New Roman" w:hAnsi="Times New Roman" w:cs="Times New Roman"/>
+        </w:rPr>
+      </w:pPr>
+      <w:r>
+        <w:rPr>
+          <w:rFonts w:ascii="Times New Roman" w:hAnsi="Times New Roman" w:cs="Times New Roman"/>
+        </w:rPr>
+        <w:lastRenderedPageBreak/>
         <w:t>Level Design &amp; Game Pacing: Lead Richard</w:t>
       </w:r>
       <w:r>
@@ -2057,7 +1946,7 @@
     </w:p>
     <w:p>
       <w:pPr>
-        <w:spacing w:line="360" w:lineRule="auto"/>
+        <w:spacing w:line="480" w:lineRule="auto"/>
         <w:rPr>
           <w:rFonts w:ascii="Times New Roman" w:hAnsi="Times New Roman" w:cs="Times New Roman"/>
         </w:rPr>
@@ -2082,7 +1971,7 @@
           <w:ilvl w:val="0"/>
           <w:numId w:val="7"/>
         </w:numPr>
-        <w:spacing w:line="360" w:lineRule="auto"/>
+        <w:spacing w:line="480" w:lineRule="auto"/>
         <w:rPr>
           <w:rFonts w:ascii="Times New Roman" w:hAnsi="Times New Roman" w:cs="Times New Roman"/>
         </w:rPr>
@@ -2101,7 +1990,7 @@
           <w:ilvl w:val="1"/>
           <w:numId w:val="7"/>
         </w:numPr>
-        <w:spacing w:line="360" w:lineRule="auto"/>
+        <w:spacing w:line="480" w:lineRule="auto"/>
         <w:rPr>
           <w:rFonts w:ascii="Times New Roman" w:hAnsi="Times New Roman" w:cs="Times New Roman"/>
         </w:rPr>
@@ -2120,7 +2009,7 @@
           <w:ilvl w:val="1"/>
           <w:numId w:val="7"/>
         </w:numPr>
-        <w:spacing w:line="360" w:lineRule="auto"/>
+        <w:spacing w:line="480" w:lineRule="auto"/>
         <w:rPr>
           <w:rFonts w:ascii="Times New Roman" w:hAnsi="Times New Roman" w:cs="Times New Roman"/>
         </w:rPr>
@@ -2139,7 +2028,7 @@
           <w:ilvl w:val="1"/>
           <w:numId w:val="7"/>
         </w:numPr>
-        <w:spacing w:line="360" w:lineRule="auto"/>
+        <w:spacing w:line="480" w:lineRule="auto"/>
         <w:rPr>
           <w:rFonts w:ascii="Times New Roman" w:hAnsi="Times New Roman" w:cs="Times New Roman"/>
         </w:rPr>
@@ -2158,7 +2047,7 @@
           <w:ilvl w:val="0"/>
           <w:numId w:val="7"/>
         </w:numPr>
-        <w:spacing w:line="360" w:lineRule="auto"/>
+        <w:spacing w:line="480" w:lineRule="auto"/>
         <w:rPr>
           <w:rFonts w:ascii="Times New Roman" w:hAnsi="Times New Roman" w:cs="Times New Roman"/>
         </w:rPr>
@@ -2177,7 +2066,7 @@
           <w:ilvl w:val="1"/>
           <w:numId w:val="7"/>
         </w:numPr>
-        <w:spacing w:line="360" w:lineRule="auto"/>
+        <w:spacing w:line="480" w:lineRule="auto"/>
         <w:rPr>
           <w:rFonts w:ascii="Times New Roman" w:hAnsi="Times New Roman" w:cs="Times New Roman"/>
         </w:rPr>
@@ -2196,7 +2085,7 @@
           <w:ilvl w:val="1"/>
           <w:numId w:val="7"/>
         </w:numPr>
-        <w:spacing w:line="360" w:lineRule="auto"/>
+        <w:spacing w:line="480" w:lineRule="auto"/>
         <w:rPr>
           <w:rFonts w:ascii="Times New Roman" w:hAnsi="Times New Roman" w:cs="Times New Roman"/>
         </w:rPr>
@@ -2215,7 +2104,7 @@
           <w:ilvl w:val="0"/>
           <w:numId w:val="7"/>
         </w:numPr>
-        <w:spacing w:line="360" w:lineRule="auto"/>
+        <w:spacing w:line="480" w:lineRule="auto"/>
         <w:rPr>
           <w:rFonts w:ascii="Times New Roman" w:hAnsi="Times New Roman" w:cs="Times New Roman"/>
         </w:rPr>
@@ -2234,7 +2123,7 @@
           <w:ilvl w:val="1"/>
           <w:numId w:val="7"/>
         </w:numPr>
-        <w:spacing w:line="360" w:lineRule="auto"/>
+        <w:spacing w:line="480" w:lineRule="auto"/>
         <w:rPr>
           <w:rFonts w:ascii="Times New Roman" w:hAnsi="Times New Roman" w:cs="Times New Roman"/>
         </w:rPr>
@@ -2259,7 +2148,7 @@
           <w:ilvl w:val="1"/>
           <w:numId w:val="7"/>
         </w:numPr>
-        <w:spacing w:line="360" w:lineRule="auto"/>
+        <w:spacing w:line="480" w:lineRule="auto"/>
         <w:rPr>
           <w:rFonts w:ascii="Times New Roman" w:hAnsi="Times New Roman" w:cs="Times New Roman"/>
         </w:rPr>
@@ -2278,7 +2167,7 @@
           <w:ilvl w:val="1"/>
           <w:numId w:val="7"/>
         </w:numPr>
-        <w:spacing w:line="360" w:lineRule="auto"/>
+        <w:spacing w:line="480" w:lineRule="auto"/>
         <w:rPr>
           <w:rFonts w:ascii="Times New Roman" w:hAnsi="Times New Roman" w:cs="Times New Roman"/>
         </w:rPr>
@@ -2292,15 +2181,15 @@
     </w:p>
     <w:p>
       <w:pPr>
-        <w:spacing w:line="360" w:lineRule="auto"/>
-        <w:rPr>
-          <w:rFonts w:ascii="Times New Roman" w:hAnsi="Times New Roman" w:cs="Times New Roman"/>
-        </w:rPr>
-      </w:pPr>
-    </w:p>
-    <w:p>
-      <w:pPr>
-        <w:spacing w:line="360" w:lineRule="auto"/>
+        <w:spacing w:line="480" w:lineRule="auto"/>
+        <w:rPr>
+          <w:rFonts w:ascii="Times New Roman" w:hAnsi="Times New Roman" w:cs="Times New Roman"/>
+        </w:rPr>
+      </w:pPr>
+    </w:p>
+    <w:p>
+      <w:pPr>
+        <w:spacing w:line="480" w:lineRule="auto"/>
         <w:rPr>
           <w:rFonts w:ascii="Times New Roman" w:hAnsi="Times New Roman" w:cs="Times New Roman"/>
         </w:rPr>
@@ -2319,16 +2208,15 @@
           <w:ilvl w:val="0"/>
           <w:numId w:val="7"/>
         </w:numPr>
-        <w:spacing w:line="360" w:lineRule="auto"/>
-        <w:rPr>
-          <w:rFonts w:ascii="Times New Roman" w:hAnsi="Times New Roman" w:cs="Times New Roman"/>
-        </w:rPr>
-      </w:pPr>
-      <w:r>
-        <w:rPr>
-          <w:rFonts w:ascii="Times New Roman" w:hAnsi="Times New Roman" w:cs="Times New Roman"/>
-        </w:rPr>
-        <w:lastRenderedPageBreak/>
+        <w:spacing w:line="480" w:lineRule="auto"/>
+        <w:rPr>
+          <w:rFonts w:ascii="Times New Roman" w:hAnsi="Times New Roman" w:cs="Times New Roman"/>
+        </w:rPr>
+      </w:pPr>
+      <w:r>
+        <w:rPr>
+          <w:rFonts w:ascii="Times New Roman" w:hAnsi="Times New Roman" w:cs="Times New Roman"/>
+        </w:rPr>
         <w:t>Playtesting movement on platforms</w:t>
       </w:r>
       <w:r>
@@ -2345,7 +2233,7 @@
           <w:ilvl w:val="0"/>
           <w:numId w:val="7"/>
         </w:numPr>
-        <w:spacing w:line="360" w:lineRule="auto"/>
+        <w:spacing w:line="480" w:lineRule="auto"/>
         <w:rPr>
           <w:rFonts w:ascii="Times New Roman" w:hAnsi="Times New Roman" w:cs="Times New Roman"/>
         </w:rPr>
@@ -2359,23 +2247,15 @@
     </w:p>
     <w:p>
       <w:pPr>
-        <w:spacing w:line="360" w:lineRule="auto"/>
-        <w:rPr>
-          <w:rFonts w:ascii="Times New Roman" w:hAnsi="Times New Roman" w:cs="Times New Roman"/>
-        </w:rPr>
-      </w:pPr>
-    </w:p>
-    <w:p>
-      <w:pPr>
-        <w:spacing w:line="360" w:lineRule="auto"/>
-        <w:rPr>
-          <w:rFonts w:ascii="Times New Roman" w:hAnsi="Times New Roman" w:cs="Times New Roman"/>
-        </w:rPr>
-      </w:pPr>
-    </w:p>
-    <w:p>
-      <w:pPr>
-        <w:spacing w:line="360" w:lineRule="auto"/>
+        <w:spacing w:line="480" w:lineRule="auto"/>
+        <w:rPr>
+          <w:rFonts w:ascii="Times New Roman" w:hAnsi="Times New Roman" w:cs="Times New Roman"/>
+        </w:rPr>
+      </w:pPr>
+    </w:p>
+    <w:p>
+      <w:pPr>
+        <w:spacing w:line="480" w:lineRule="auto"/>
         <w:rPr>
           <w:rFonts w:ascii="Times New Roman" w:hAnsi="Times New Roman" w:cs="Times New Roman"/>
         </w:rPr>
@@ -2389,7 +2269,7 @@
     </w:p>
     <w:p>
       <w:pPr>
-        <w:spacing w:line="360" w:lineRule="auto"/>
+        <w:spacing w:line="480" w:lineRule="auto"/>
         <w:rPr>
           <w:rFonts w:ascii="Times New Roman" w:hAnsi="Times New Roman" w:cs="Times New Roman"/>
         </w:rPr>
@@ -2408,7 +2288,7 @@
           <w:ilvl w:val="0"/>
           <w:numId w:val="7"/>
         </w:numPr>
-        <w:spacing w:line="360" w:lineRule="auto"/>
+        <w:spacing w:line="480" w:lineRule="auto"/>
         <w:rPr>
           <w:rFonts w:ascii="Times New Roman" w:hAnsi="Times New Roman" w:cs="Times New Roman"/>
         </w:rPr>
@@ -2427,7 +2307,7 @@
           <w:ilvl w:val="1"/>
           <w:numId w:val="7"/>
         </w:numPr>
-        <w:spacing w:line="360" w:lineRule="auto"/>
+        <w:spacing w:line="480" w:lineRule="auto"/>
         <w:rPr>
           <w:rFonts w:ascii="Times New Roman" w:hAnsi="Times New Roman" w:cs="Times New Roman"/>
         </w:rPr>
@@ -2446,7 +2326,7 @@
           <w:ilvl w:val="1"/>
           <w:numId w:val="7"/>
         </w:numPr>
-        <w:spacing w:line="360" w:lineRule="auto"/>
+        <w:spacing w:line="480" w:lineRule="auto"/>
         <w:rPr>
           <w:rFonts w:ascii="Times New Roman" w:hAnsi="Times New Roman" w:cs="Times New Roman"/>
         </w:rPr>
@@ -2465,7 +2345,7 @@
           <w:ilvl w:val="0"/>
           <w:numId w:val="7"/>
         </w:numPr>
-        <w:spacing w:line="360" w:lineRule="auto"/>
+        <w:spacing w:line="480" w:lineRule="auto"/>
         <w:rPr>
           <w:rFonts w:ascii="Times New Roman" w:hAnsi="Times New Roman" w:cs="Times New Roman"/>
         </w:rPr>
@@ -2490,15 +2370,16 @@
           <w:ilvl w:val="1"/>
           <w:numId w:val="7"/>
         </w:numPr>
-        <w:spacing w:line="360" w:lineRule="auto"/>
-        <w:rPr>
-          <w:rFonts w:ascii="Times New Roman" w:hAnsi="Times New Roman" w:cs="Times New Roman"/>
-        </w:rPr>
-      </w:pPr>
-      <w:r>
-        <w:rPr>
-          <w:rFonts w:ascii="Times New Roman" w:hAnsi="Times New Roman" w:cs="Times New Roman"/>
-        </w:rPr>
+        <w:spacing w:line="480" w:lineRule="auto"/>
+        <w:rPr>
+          <w:rFonts w:ascii="Times New Roman" w:hAnsi="Times New Roman" w:cs="Times New Roman"/>
+        </w:rPr>
+      </w:pPr>
+      <w:r>
+        <w:rPr>
+          <w:rFonts w:ascii="Times New Roman" w:hAnsi="Times New Roman" w:cs="Times New Roman"/>
+        </w:rPr>
+        <w:lastRenderedPageBreak/>
         <w:t>Manually drew all backgrounds and tile sets</w:t>
       </w:r>
     </w:p>
@@ -2509,7 +2390,7 @@
           <w:ilvl w:val="0"/>
           <w:numId w:val="7"/>
         </w:numPr>
-        <w:spacing w:line="360" w:lineRule="auto"/>
+        <w:spacing w:line="480" w:lineRule="auto"/>
         <w:rPr>
           <w:rFonts w:ascii="Times New Roman" w:hAnsi="Times New Roman" w:cs="Times New Roman"/>
         </w:rPr>
@@ -2528,7 +2409,7 @@
           <w:ilvl w:val="1"/>
           <w:numId w:val="7"/>
         </w:numPr>
-        <w:spacing w:line="360" w:lineRule="auto"/>
+        <w:spacing w:line="480" w:lineRule="auto"/>
         <w:rPr>
           <w:rFonts w:ascii="Times New Roman" w:hAnsi="Times New Roman" w:cs="Times New Roman"/>
         </w:rPr>
@@ -2553,7 +2434,7 @@
           <w:ilvl w:val="1"/>
           <w:numId w:val="7"/>
         </w:numPr>
-        <w:spacing w:line="360" w:lineRule="auto"/>
+        <w:spacing w:line="480" w:lineRule="auto"/>
         <w:rPr>
           <w:rFonts w:ascii="Times New Roman" w:hAnsi="Times New Roman" w:cs="Times New Roman"/>
         </w:rPr>
@@ -2572,7 +2453,7 @@
           <w:ilvl w:val="1"/>
           <w:numId w:val="7"/>
         </w:numPr>
-        <w:spacing w:line="360" w:lineRule="auto"/>
+        <w:spacing w:line="480" w:lineRule="auto"/>
         <w:rPr>
           <w:rFonts w:ascii="Times New Roman" w:hAnsi="Times New Roman" w:cs="Times New Roman"/>
         </w:rPr>
@@ -2597,7 +2478,7 @@
           <w:ilvl w:val="0"/>
           <w:numId w:val="7"/>
         </w:numPr>
-        <w:spacing w:line="360" w:lineRule="auto"/>
+        <w:spacing w:line="480" w:lineRule="auto"/>
         <w:rPr>
           <w:rFonts w:ascii="Times New Roman" w:hAnsi="Times New Roman" w:cs="Times New Roman"/>
         </w:rPr>
@@ -2616,7 +2497,7 @@
           <w:ilvl w:val="1"/>
           <w:numId w:val="7"/>
         </w:numPr>
-        <w:spacing w:line="360" w:lineRule="auto"/>
+        <w:spacing w:line="480" w:lineRule="auto"/>
         <w:rPr>
           <w:rFonts w:ascii="Times New Roman" w:hAnsi="Times New Roman" w:cs="Times New Roman"/>
         </w:rPr>
@@ -2635,7 +2516,7 @@
           <w:ilvl w:val="1"/>
           <w:numId w:val="7"/>
         </w:numPr>
-        <w:spacing w:line="360" w:lineRule="auto"/>
+        <w:spacing w:line="480" w:lineRule="auto"/>
         <w:rPr>
           <w:rFonts w:ascii="Times New Roman" w:hAnsi="Times New Roman" w:cs="Times New Roman"/>
         </w:rPr>
@@ -2649,23 +2530,15 @@
     </w:p>
     <w:p>
       <w:pPr>
-        <w:spacing w:line="360" w:lineRule="auto"/>
-        <w:rPr>
-          <w:rFonts w:ascii="Times New Roman" w:hAnsi="Times New Roman" w:cs="Times New Roman"/>
-        </w:rPr>
-      </w:pPr>
-    </w:p>
-    <w:p>
-      <w:pPr>
-        <w:spacing w:line="360" w:lineRule="auto"/>
-        <w:rPr>
-          <w:rFonts w:ascii="Times New Roman" w:hAnsi="Times New Roman" w:cs="Times New Roman"/>
-        </w:rPr>
-      </w:pPr>
-    </w:p>
-    <w:p>
-      <w:pPr>
-        <w:spacing w:line="360" w:lineRule="auto"/>
+        <w:spacing w:line="480" w:lineRule="auto"/>
+        <w:rPr>
+          <w:rFonts w:ascii="Times New Roman" w:hAnsi="Times New Roman" w:cs="Times New Roman"/>
+        </w:rPr>
+      </w:pPr>
+    </w:p>
+    <w:p>
+      <w:pPr>
+        <w:spacing w:line="480" w:lineRule="auto"/>
         <w:rPr>
           <w:rFonts w:ascii="Times New Roman" w:hAnsi="Times New Roman" w:cs="Times New Roman"/>
         </w:rPr>
@@ -2697,7 +2570,7 @@
           </w:tcPr>
           <w:p>
             <w:pPr>
-              <w:spacing w:line="360" w:lineRule="auto"/>
+              <w:spacing w:line="480" w:lineRule="auto"/>
               <w:rPr>
                 <w:rFonts w:ascii="Times New Roman" w:hAnsi="Times New Roman" w:cs="Times New Roman"/>
                 <w:u w:val="single"/>
@@ -2718,7 +2591,7 @@
           </w:tcPr>
           <w:p>
             <w:pPr>
-              <w:spacing w:line="360" w:lineRule="auto"/>
+              <w:spacing w:line="480" w:lineRule="auto"/>
               <w:rPr>
                 <w:rFonts w:ascii="Times New Roman" w:hAnsi="Times New Roman" w:cs="Times New Roman"/>
                 <w:u w:val="single"/>
@@ -2744,7 +2617,7 @@
           </w:tcPr>
           <w:p>
             <w:pPr>
-              <w:spacing w:line="360" w:lineRule="auto"/>
+              <w:spacing w:line="480" w:lineRule="auto"/>
               <w:rPr>
                 <w:rFonts w:ascii="Times New Roman" w:hAnsi="Times New Roman" w:cs="Times New Roman"/>
               </w:rPr>
@@ -2763,7 +2636,7 @@
           </w:tcPr>
           <w:p>
             <w:pPr>
-              <w:spacing w:line="360" w:lineRule="auto"/>
+              <w:spacing w:line="480" w:lineRule="auto"/>
               <w:rPr>
                 <w:rFonts w:ascii="Times New Roman" w:hAnsi="Times New Roman" w:cs="Times New Roman"/>
               </w:rPr>
@@ -2787,7 +2660,7 @@
           </w:tcPr>
           <w:p>
             <w:pPr>
-              <w:spacing w:line="360" w:lineRule="auto"/>
+              <w:spacing w:line="480" w:lineRule="auto"/>
               <w:rPr>
                 <w:rFonts w:ascii="Times New Roman" w:hAnsi="Times New Roman" w:cs="Times New Roman"/>
               </w:rPr>
@@ -2812,7 +2685,7 @@
           </w:tcPr>
           <w:p>
             <w:pPr>
-              <w:spacing w:line="360" w:lineRule="auto"/>
+              <w:spacing w:line="480" w:lineRule="auto"/>
               <w:rPr>
                 <w:rFonts w:ascii="Times New Roman" w:hAnsi="Times New Roman" w:cs="Times New Roman"/>
               </w:rPr>
@@ -2836,7 +2709,7 @@
           </w:tcPr>
           <w:p>
             <w:pPr>
-              <w:spacing w:line="360" w:lineRule="auto"/>
+              <w:spacing w:line="480" w:lineRule="auto"/>
               <w:rPr>
                 <w:rFonts w:ascii="Times New Roman" w:hAnsi="Times New Roman" w:cs="Times New Roman"/>
               </w:rPr>
@@ -2855,7 +2728,7 @@
           </w:tcPr>
           <w:p>
             <w:pPr>
-              <w:spacing w:line="360" w:lineRule="auto"/>
+              <w:spacing w:line="480" w:lineRule="auto"/>
               <w:rPr>
                 <w:rFonts w:ascii="Times New Roman" w:hAnsi="Times New Roman" w:cs="Times New Roman"/>
               </w:rPr>
@@ -2879,7 +2752,7 @@
           </w:tcPr>
           <w:p>
             <w:pPr>
-              <w:spacing w:line="360" w:lineRule="auto"/>
+              <w:spacing w:line="480" w:lineRule="auto"/>
               <w:rPr>
                 <w:rFonts w:ascii="Times New Roman" w:hAnsi="Times New Roman" w:cs="Times New Roman"/>
               </w:rPr>
@@ -2898,7 +2771,7 @@
           </w:tcPr>
           <w:p>
             <w:pPr>
-              <w:spacing w:line="360" w:lineRule="auto"/>
+              <w:spacing w:line="480" w:lineRule="auto"/>
               <w:rPr>
                 <w:rFonts w:ascii="Times New Roman" w:hAnsi="Times New Roman" w:cs="Times New Roman"/>
               </w:rPr>
@@ -2915,41 +2788,169 @@
     </w:tbl>
     <w:p>
       <w:pPr>
-        <w:spacing w:line="360" w:lineRule="auto"/>
-        <w:rPr>
-          <w:rFonts w:ascii="Times New Roman" w:hAnsi="Times New Roman" w:cs="Times New Roman"/>
-        </w:rPr>
-      </w:pPr>
-    </w:p>
-    <w:p>
-      <w:pPr>
-        <w:pStyle w:val="ListParagraph"/>
-        <w:spacing w:line="360" w:lineRule="auto"/>
-        <w:ind w:left="1440"/>
-        <w:rPr>
-          <w:rFonts w:ascii="Times New Roman" w:hAnsi="Times New Roman" w:cs="Times New Roman"/>
-        </w:rPr>
-      </w:pPr>
-    </w:p>
-    <w:p>
-      <w:pPr>
-        <w:spacing w:line="360" w:lineRule="auto"/>
-        <w:rPr>
-          <w:rFonts w:ascii="Times New Roman" w:hAnsi="Times New Roman" w:cs="Times New Roman"/>
-        </w:rPr>
-      </w:pPr>
-    </w:p>
-    <w:p>
-      <w:pPr>
-        <w:spacing w:line="360" w:lineRule="auto"/>
-        <w:rPr>
-          <w:rFonts w:ascii="Times New Roman" w:hAnsi="Times New Roman" w:cs="Times New Roman"/>
-        </w:rPr>
-      </w:pPr>
-    </w:p>
-    <w:p>
-      <w:pPr>
-        <w:spacing w:line="360" w:lineRule="auto"/>
+        <w:spacing w:line="480" w:lineRule="auto"/>
+        <w:rPr>
+          <w:rFonts w:ascii="Times New Roman" w:hAnsi="Times New Roman" w:cs="Times New Roman"/>
+        </w:rPr>
+      </w:pPr>
+    </w:p>
+    <w:p>
+      <w:pPr>
+        <w:spacing w:line="480" w:lineRule="auto"/>
+        <w:rPr>
+          <w:rFonts w:ascii="Times New Roman" w:hAnsi="Times New Roman" w:cs="Times New Roman"/>
+        </w:rPr>
+      </w:pPr>
+    </w:p>
+    <w:p>
+      <w:pPr>
+        <w:spacing w:line="480" w:lineRule="auto"/>
+        <w:rPr>
+          <w:rFonts w:ascii="Times New Roman" w:hAnsi="Times New Roman" w:cs="Times New Roman"/>
+          <w:u w:val="single"/>
+        </w:rPr>
+      </w:pPr>
+      <w:r>
+        <w:rPr>
+          <w:rFonts w:ascii="Times New Roman" w:hAnsi="Times New Roman" w:cs="Times New Roman"/>
+          <w:u w:val="single"/>
+        </w:rPr>
+        <w:t>Final Game</w:t>
+      </w:r>
+    </w:p>
+    <w:p>
+      <w:pPr>
+        <w:spacing w:line="480" w:lineRule="auto"/>
+        <w:rPr>
+          <w:rFonts w:ascii="Times New Roman" w:hAnsi="Times New Roman" w:cs="Times New Roman"/>
+        </w:rPr>
+      </w:pPr>
+      <w:r>
+        <w:rPr>
+          <w:rFonts w:ascii="Times New Roman" w:hAnsi="Times New Roman" w:cs="Times New Roman"/>
+        </w:rPr>
+        <w:t xml:space="preserve">Link to the gameplay: </w:t>
+      </w:r>
+      <w:hyperlink r:id="rId6" w:history="1">
+        <w:r>
+          <w:rPr>
+            <w:rStyle w:val="Hyperlink"/>
+            <w:rFonts w:ascii="Times New Roman" w:hAnsi="Times New Roman" w:cs="Times New Roman"/>
+          </w:rPr>
+          <w:t>https://github.com/rstoiberer/CMS320-Fall2025/releases/tag/Gameplay</w:t>
+        </w:r>
+      </w:hyperlink>
+    </w:p>
+    <w:p>
+      <w:pPr>
+        <w:spacing w:line="480" w:lineRule="auto"/>
+        <w:rPr>
+          <w:rFonts w:ascii="Times New Roman" w:hAnsi="Times New Roman" w:cs="Times New Roman"/>
+        </w:rPr>
+      </w:pPr>
+      <w:r>
+        <w:rPr>
+          <w:rFonts w:ascii="Times New Roman" w:hAnsi="Times New Roman" w:cs="Times New Roman"/>
+        </w:rPr>
+        <w:t>How to watch gameplay recording: GitHub repository, releases, download MistyRainforestGameplay.mov</w:t>
+      </w:r>
+    </w:p>
+    <w:p>
+      <w:pPr>
+        <w:spacing w:line="480" w:lineRule="auto"/>
+        <w:rPr>
+          <w:rFonts w:ascii="Times New Roman" w:hAnsi="Times New Roman" w:cs="Times New Roman"/>
+        </w:rPr>
+      </w:pPr>
+    </w:p>
+    <w:p>
+      <w:pPr>
+        <w:spacing w:line="480" w:lineRule="auto"/>
+        <w:rPr>
+          <w:rFonts w:ascii="Times New Roman" w:hAnsi="Times New Roman" w:cs="Times New Roman"/>
+        </w:rPr>
+      </w:pPr>
+    </w:p>
+    <w:p>
+      <w:pPr>
+        <w:spacing w:line="480" w:lineRule="auto"/>
+        <w:rPr>
+          <w:rFonts w:ascii="Times New Roman" w:hAnsi="Times New Roman" w:cs="Times New Roman"/>
+          <w:u w:val="single"/>
+        </w:rPr>
+      </w:pPr>
+      <w:r>
+        <w:rPr>
+          <w:rFonts w:ascii="Times New Roman" w:hAnsi="Times New Roman" w:cs="Times New Roman"/>
+          <w:u w:val="single"/>
+        </w:rPr>
+        <w:t>Discussion and future work</w:t>
+      </w:r>
+    </w:p>
+    <w:p>
+      <w:pPr>
+        <w:spacing w:line="480" w:lineRule="auto"/>
+        <w:ind w:firstLine="720"/>
+        <w:rPr>
+          <w:rFonts w:ascii="Times New Roman" w:hAnsi="Times New Roman" w:cs="Times New Roman"/>
+        </w:rPr>
+      </w:pPr>
+      <w:r>
+        <w:rPr>
+          <w:rFonts w:ascii="Times New Roman" w:hAnsi="Times New Roman" w:cs="Times New Roman"/>
+        </w:rPr>
+        <w:lastRenderedPageBreak/>
+        <w:t>Developing Misty Rainforest was both a creative and technical experience. From the beginning, our goal was to build a 2D platformer that combined simple controls with a visually rich environment. As a team, we had a clear direction, but turning that vision into a functional Unity game required patience and dedication. Learning how animations, combat mechanics, prefabs, art, and UI  all interact inside the project made us understand how each detail contributes to the overall player experience.</w:t>
+      </w:r>
+    </w:p>
+    <w:p>
+      <w:pPr>
+        <w:spacing w:line="480" w:lineRule="auto"/>
+        <w:ind w:firstLine="720"/>
+        <w:rPr>
+          <w:rFonts w:ascii="Times New Roman" w:hAnsi="Times New Roman" w:cs="Times New Roman"/>
+        </w:rPr>
+      </w:pPr>
+      <w:r>
+        <w:rPr>
+          <w:rFonts w:ascii="Times New Roman" w:hAnsi="Times New Roman" w:cs="Times New Roman"/>
+        </w:rPr>
+        <w:t xml:space="preserve">One of the biggest challenges we faced was keeping the game consistent while programming new features. Often, when we implemented something new, something else would unexpectedly break. For example, adding the </w:t>
+      </w:r>
+      <w:r>
+        <w:rPr>
+          <w:rFonts w:ascii="Times New Roman" w:hAnsi="Times New Roman" w:cs="Times New Roman"/>
+        </w:rPr>
+        <w:t>platform art suddenly made the character not able to jump anymore. Later, adjusting the water platforms made the enemies fall off when starting the game. To solve these issues, we learned to test more frequently, organize our prefabs better, and avoid changing objects without making sure that the rest was working. This taught us how important version control and prefab testing are in Unity</w:t>
+      </w:r>
+    </w:p>
+    <w:p>
+      <w:pPr>
+        <w:spacing w:line="480" w:lineRule="auto"/>
+        <w:rPr>
+          <w:rFonts w:ascii="Times New Roman" w:hAnsi="Times New Roman" w:cs="Times New Roman"/>
+        </w:rPr>
+      </w:pPr>
+    </w:p>
+    <w:p>
+      <w:pPr>
+        <w:spacing w:line="480" w:lineRule="auto"/>
+        <w:rPr>
+          <w:rFonts w:ascii="Times New Roman" w:hAnsi="Times New Roman" w:cs="Times New Roman"/>
+        </w:rPr>
+      </w:pPr>
+    </w:p>
+    <w:p>
+      <w:pPr>
+        <w:spacing w:line="480" w:lineRule="auto"/>
+        <w:rPr>
+          <w:rFonts w:ascii="Times New Roman" w:hAnsi="Times New Roman" w:cs="Times New Roman"/>
+        </w:rPr>
+      </w:pPr>
+    </w:p>
+    <w:p>
+      <w:pPr>
+        <w:spacing w:line="480" w:lineRule="auto"/>
         <w:rPr>
           <w:rFonts w:ascii="Times New Roman" w:hAnsi="Times New Roman" w:cs="Times New Roman"/>
         </w:rPr>
@@ -4719,6 +4720,18 @@
       </w:tblBorders>
     </w:tblPr>
   </w:style>
+  <w:style w:type="character" w:styleId="FollowedHyperlink">
+    <w:name w:val="FollowedHyperlink"/>
+    <w:basedOn w:val="DefaultParagraphFont"/>
+    <w:uiPriority w:val="99"/>
+    <w:semiHidden/>
+    <w:unhideWhenUsed/>
+    <w:rsid w:val="001066F6"/>
+    <w:rPr>
+      <w:color w:val="954F72" w:themeColor="followedHyperlink"/>
+      <w:u w:val="single"/>
+    </w:rPr>
+  </w:style>
 </w:styles>
 </file>
 
